--- a/docs/STORY_MODE_FOR_INVESTORS.docx
+++ b/docs/STORY_MODE_FOR_INVESTORS.docx
@@ -6,27 +6,28 @@
       <w:pPr>
         <w:pStyle w:val="aa"/>
         <w:rPr>
-          <w:lang w:val="ru-RU"/>
-        </w:rPr>
-      </w:pPr>
-      <w:r>
-        <w:rPr>
-          <w:lang w:val="ru-RU"/>
-        </w:rPr>
-        <w:t xml:space="preserve">Технология </w:t>
-      </w:r>
-      <w:r>
-        <w:t>Story</w:t>
-      </w:r>
-      <w:r>
-        <w:rPr>
-          <w:lang w:val="ru-RU"/>
-        </w:rPr>
-        <w:t xml:space="preserve"> </w:t>
-      </w:r>
-      <w:r>
-        <w:t>Mode</w:t>
-      </w:r>
+          <w:rStyle w:val="afb"/>
+        </w:rPr>
+      </w:pPr>
+      <w:r>
+        <w:rPr>
+          <w:lang w:val="ru-RU"/>
+        </w:rPr>
+        <w:t>Режим</w:t>
+      </w:r>
+      <w:r>
+        <w:t xml:space="preserve"> «Story Mode» </w:t>
+      </w:r>
+      <w:hyperlink r:id="rId6" w:history="1">
+        <w:r>
+          <w:rPr>
+            <w:rStyle w:val="aff8"/>
+            <w:color w:val="17365D" w:themeColor="text2" w:themeShade="BF"/>
+            <w:u w:val="none"/>
+          </w:rPr>
+          <w:t>(https://aivideo.duckdns.org)</w:t>
+        </w:r>
+      </w:hyperlink>
     </w:p>
     <w:p>
       <w:pPr>
@@ -39,7 +40,7 @@
         <w:rPr>
           <w:lang w:val="ru-RU"/>
         </w:rPr>
-        <w:t>Автоматическое создание видео-сериалов с помощью искусственного интеллекта</w:t>
+        <w:t>Что это такое?</w:t>
       </w:r>
     </w:p>
     <w:p>
@@ -49,61 +50,94 @@
         </w:rPr>
       </w:pPr>
       <w:r>
-        <w:rPr>
-          <w:lang w:val="ru-RU"/>
-        </w:rPr>
-        <w:t>__________________________________________________</w:t>
+        <w:t>Story</w:t>
+      </w:r>
+      <w:r>
+        <w:rPr>
+          <w:lang w:val="ru-RU"/>
+        </w:rPr>
+        <w:t xml:space="preserve"> </w:t>
+      </w:r>
+      <w:r>
+        <w:t>Mode</w:t>
+      </w:r>
+      <w:r>
+        <w:rPr>
+          <w:lang w:val="ru-RU"/>
+        </w:rPr>
+        <w:t xml:space="preserve"> </w:t>
+      </w:r>
+      <w:r>
+        <w:rPr>
+          <w:lang w:val="ru-RU"/>
+        </w:rPr>
+        <w:t>-</w:t>
+      </w:r>
+      <w:r>
+        <w:rPr>
+          <w:lang w:val="ru-RU"/>
+        </w:rPr>
+        <w:t xml:space="preserve"> это </w:t>
+      </w:r>
+      <w:r>
+        <w:rPr>
+          <w:lang w:val="ru-RU"/>
+        </w:rPr>
+        <w:t>режим</w:t>
+      </w:r>
+      <w:r>
+        <w:rPr>
+          <w:lang w:val="ru-RU"/>
+        </w:rPr>
+        <w:t>, котор</w:t>
+      </w:r>
+      <w:r>
+        <w:rPr>
+          <w:lang w:val="ru-RU"/>
+        </w:rPr>
+        <w:t>ый</w:t>
+      </w:r>
+      <w:r>
+        <w:rPr>
+          <w:lang w:val="ru-RU"/>
+        </w:rPr>
+        <w:t xml:space="preserve"> позволяет создавать целые видео-сериалы из одного предложения. </w:t>
+      </w:r>
+      <w:r>
+        <w:rPr>
+          <w:lang w:val="ru-RU"/>
+        </w:rPr>
+        <w:t>Вы просто описываете идею, а система сама:</w:t>
       </w:r>
     </w:p>
     <w:p>
       <w:pPr>
-        <w:pStyle w:val="1"/>
-        <w:rPr>
-          <w:lang w:val="ru-RU"/>
-        </w:rPr>
-      </w:pPr>
-      <w:r>
-        <w:rPr>
-          <w:lang w:val="ru-RU"/>
-        </w:rPr>
-        <w:t>Что это такое?</w:t>
+        <w:pStyle w:val="a"/>
+        <w:rPr>
+          <w:lang w:val="ru-RU"/>
+        </w:rPr>
+      </w:pPr>
+      <w:r>
+        <w:rPr>
+          <w:lang w:val="ru-RU"/>
+        </w:rPr>
+        <w:t>Придумывает сюжет и разбивает его на эпизоды</w:t>
       </w:r>
     </w:p>
     <w:p>
-      <w:r>
-        <w:t>Story</w:t>
-      </w:r>
-      <w:r>
-        <w:rPr>
-          <w:lang w:val="ru-RU"/>
-        </w:rPr>
-        <w:t xml:space="preserve"> </w:t>
-      </w:r>
-      <w:r>
-        <w:t>Mode</w:t>
-      </w:r>
-      <w:r>
-        <w:rPr>
-          <w:lang w:val="ru-RU"/>
-        </w:rPr>
-        <w:t xml:space="preserve"> — это технология, которая позволяет создавать целые видео-сериалы из одного предложения. </w:t>
-      </w:r>
-      <w:r>
-        <w:t>Вы просто описываете идею, а система сама:</w:t>
+      <w:pPr>
+        <w:pStyle w:val="a"/>
+      </w:pPr>
+      <w:r>
+        <w:t>Создаёт визуальный образ главного героя</w:t>
       </w:r>
     </w:p>
     <w:p>
       <w:pPr>
         <w:pStyle w:val="a"/>
-        <w:rPr>
-          <w:lang w:val="ru-RU"/>
-        </w:rPr>
-      </w:pPr>
-      <w:r>
-        <w:rPr>
-          <w:lang w:val="ru-RU"/>
-        </w:rPr>
-        <w:t>Придумывает сюжет и разбивает его на эпизоды</w:t>
+      </w:pPr>
+      <w:r>
+        <w:t>Генерирует видео для каждого эпизода</w:t>
       </w:r>
     </w:p>
     <w:p>
@@ -111,36 +145,67 @@
         <w:pStyle w:val="a"/>
       </w:pPr>
       <w:r>
-        <w:t>Создаёт визуальный образ главного героя</w:t>
+        <w:t>Склеивает всё в готовый сериал</w:t>
       </w:r>
     </w:p>
     <w:p>
       <w:pPr>
-        <w:pStyle w:val="a"/>
-      </w:pPr>
-      <w:r>
-        <w:t>Генерирует видео для каждого эпизода</w:t>
+        <w:rPr>
+          <w:lang w:val="ru-RU"/>
+        </w:rPr>
+      </w:pPr>
+      <w:r>
+        <w:rPr>
+          <w:lang w:val="ru-RU"/>
+        </w:rPr>
+        <w:t>Пример: Вы пишете "Детектив расследует загадочные исчезновения в прибрежном городке"  и через 15-20 минут получаете готовый мини-сериал из 3-5 эпизодов.</w:t>
       </w:r>
     </w:p>
     <w:p>
       <w:pPr>
-        <w:pStyle w:val="a"/>
-      </w:pPr>
-      <w:r>
-        <w:t>Склеивает всё в готовый сериал</w:t>
+        <w:pStyle w:val="1"/>
+        <w:jc w:val="center"/>
+        <w:rPr>
+          <w:lang w:val="ru-RU"/>
+        </w:rPr>
+      </w:pPr>
+      <w:r>
+        <w:rPr>
+          <w:lang w:val="ru-RU"/>
+        </w:rPr>
+        <w:t xml:space="preserve">Главная проблема, которую </w:t>
+      </w:r>
+      <w:r>
+        <w:rPr>
+          <w:lang w:val="ru-RU"/>
+        </w:rPr>
+        <w:t>я</w:t>
+      </w:r>
+      <w:r>
+        <w:rPr>
+          <w:lang w:val="ru-RU"/>
+        </w:rPr>
+        <w:t xml:space="preserve"> реш</w:t>
+      </w:r>
+      <w:r>
+        <w:rPr>
+          <w:lang w:val="ru-RU"/>
+        </w:rPr>
+        <w:t>ал</w:t>
       </w:r>
     </w:p>
     <w:p>
       <w:pPr>
-        <w:rPr>
-          <w:lang w:val="ru-RU"/>
-        </w:rPr>
-      </w:pPr>
-      <w:r>
-        <w:rPr>
-          <w:lang w:val="ru-RU"/>
-        </w:rPr>
-        <w:t>Пример: Вы пишете "Детектив расследует загадочные исчезновения в прибрежном городке" — и через 15-20 минут получаете готовый мини-сериал из 3-5 эпизодов.</w:t>
+        <w:pStyle w:val="1"/>
+        <w:rPr>
+          <w:lang w:val="ru-RU"/>
+        </w:rPr>
+      </w:pPr>
+      <w:r>
+        <w:rPr>
+          <w:lang w:val="ru-RU"/>
+        </w:rPr>
+        <w:t>Проблема "разных лиц"</w:t>
       </w:r>
     </w:p>
     <w:p>
@@ -153,35 +218,64 @@
         <w:rPr>
           <w:lang w:val="ru-RU"/>
         </w:rPr>
-        <w:t>__________________________________________________</w:t>
+        <w:t>До решения у систем</w:t>
+      </w:r>
+      <w:r>
+        <w:rPr>
+          <w:lang w:val="ru-RU"/>
+        </w:rPr>
+        <w:t>ы</w:t>
+      </w:r>
+      <w:r>
+        <w:rPr>
+          <w:lang w:val="ru-RU"/>
+        </w:rPr>
+        <w:t xml:space="preserve"> генерации видео была одна большая проблема: персонаж в каждом новом видео выглядел по-разному.</w:t>
       </w:r>
     </w:p>
     <w:p>
       <w:pPr>
-        <w:pStyle w:val="1"/>
-        <w:rPr>
-          <w:lang w:val="ru-RU"/>
-        </w:rPr>
-      </w:pPr>
-      <w:r>
-        <w:rPr>
-          <w:lang w:val="ru-RU"/>
-        </w:rPr>
-        <w:t>Главная проблема, которую мы решили</w:t>
+        <w:rPr>
+          <w:lang w:val="ru-RU"/>
+        </w:rPr>
+      </w:pPr>
+      <w:r>
+        <w:rPr>
+          <w:lang w:val="ru-RU"/>
+        </w:rPr>
+        <w:t xml:space="preserve">Представьте сериал, где главный герой в первой серии  блондин, во второй </w:t>
+      </w:r>
+      <w:r>
+        <w:rPr>
+          <w:lang w:val="ru-RU"/>
+        </w:rPr>
+        <w:t>-</w:t>
+      </w:r>
+      <w:r>
+        <w:rPr>
+          <w:lang w:val="ru-RU"/>
+        </w:rPr>
+        <w:t>брюнет, а в третьей вообще другой человек. Смотреть такое невозможно.</w:t>
       </w:r>
     </w:p>
     <w:p>
       <w:pPr>
-        <w:pStyle w:val="21"/>
-        <w:rPr>
-          <w:lang w:val="ru-RU"/>
-        </w:rPr>
-      </w:pPr>
-      <w:r>
-        <w:rPr>
-          <w:lang w:val="ru-RU"/>
-        </w:rPr>
-        <w:t>Проблема "разных лиц"</w:t>
+        <w:pStyle w:val="1"/>
+        <w:rPr>
+          <w:lang w:val="ru-RU"/>
+        </w:rPr>
+      </w:pPr>
+      <w:r>
+        <w:rPr>
+          <w:lang w:val="ru-RU"/>
+        </w:rPr>
+        <w:t>Р</w:t>
+      </w:r>
+      <w:r>
+        <w:rPr>
+          <w:lang w:val="ru-RU"/>
+        </w:rPr>
+        <w:t>ешение: "Консистентность персонажа"</w:t>
       </w:r>
     </w:p>
     <w:p>
@@ -194,7 +288,25 @@
         <w:rPr>
           <w:lang w:val="ru-RU"/>
         </w:rPr>
-        <w:t>До нашего решения у всех систем генерации видео была одна большая проблема: персонаж в каждом новом видео выглядел по-разному.</w:t>
+        <w:t>Внедрение</w:t>
+      </w:r>
+      <w:r>
+        <w:rPr>
+          <w:lang w:val="ru-RU"/>
+        </w:rPr>
+        <w:t xml:space="preserve"> технологи</w:t>
+      </w:r>
+      <w:r>
+        <w:rPr>
+          <w:lang w:val="ru-RU"/>
+        </w:rPr>
+        <w:t>и</w:t>
+      </w:r>
+      <w:r>
+        <w:rPr>
+          <w:lang w:val="ru-RU"/>
+        </w:rPr>
+        <w:t>, которая сохраняет внешность персонажа на протяжении всего сериала:</w:t>
       </w:r>
     </w:p>
     <w:p>
@@ -207,21 +319,56 @@
         <w:rPr>
           <w:lang w:val="ru-RU"/>
         </w:rPr>
-        <w:t>Представьте сериал, где главный герой в первой серии — блондин, во второй — брюнет, а в третьей — вообще другой человек. Смотреть такое невозможно.</w:t>
+        <w:t xml:space="preserve">Эпизод 1: Портрет персонажа → </w:t>
+      </w:r>
+      <w:r>
+        <w:t>subject</w:t>
+      </w:r>
+      <w:r>
+        <w:rPr>
+          <w:lang w:val="ru-RU"/>
+        </w:rPr>
+        <w:t>_</w:t>
+      </w:r>
+      <w:r>
+        <w:t>reference</w:t>
+      </w:r>
+      <w:r>
+        <w:rPr>
+          <w:lang w:val="ru-RU"/>
+        </w:rPr>
+        <w:t xml:space="preserve"> → Видео</w:t>
       </w:r>
     </w:p>
     <w:p>
       <w:pPr>
-        <w:pStyle w:val="21"/>
-        <w:rPr>
-          <w:lang w:val="ru-RU"/>
-        </w:rPr>
-      </w:pPr>
-      <w:r>
-        <w:rPr>
-          <w:lang w:val="ru-RU"/>
-        </w:rPr>
-        <w:t>Наше решение: "Консистентность персонажа"</w:t>
+        <w:rPr>
+          <w:lang w:val="ru-RU"/>
+        </w:rPr>
+      </w:pPr>
+      <w:r>
+        <w:rPr>
+          <w:lang w:val="ru-RU"/>
+        </w:rPr>
+        <w:t xml:space="preserve">Эпизод 2: Тот же портрет → </w:t>
+      </w:r>
+      <w:r>
+        <w:t>subject</w:t>
+      </w:r>
+      <w:r>
+        <w:rPr>
+          <w:lang w:val="ru-RU"/>
+        </w:rPr>
+        <w:t>_</w:t>
+      </w:r>
+      <w:r>
+        <w:t>reference</w:t>
+      </w:r>
+      <w:r>
+        <w:rPr>
+          <w:lang w:val="ru-RU"/>
+        </w:rPr>
+        <w:t xml:space="preserve"> → Видео</w:t>
       </w:r>
     </w:p>
     <w:p>
@@ -234,7 +381,25 @@
         <w:rPr>
           <w:lang w:val="ru-RU"/>
         </w:rPr>
-        <w:t>Мы разработали технологию, которая сохраняет внешность персонажа на протяжении всего сериала:</w:t>
+        <w:t xml:space="preserve">Эпизод 3: Тот же портрет → </w:t>
+      </w:r>
+      <w:r>
+        <w:t>subject</w:t>
+      </w:r>
+      <w:r>
+        <w:rPr>
+          <w:lang w:val="ru-RU"/>
+        </w:rPr>
+        <w:t>_</w:t>
+      </w:r>
+      <w:r>
+        <w:t>reference</w:t>
+      </w:r>
+      <w:r>
+        <w:rPr>
+          <w:lang w:val="ru-RU"/>
+        </w:rPr>
+        <w:t xml:space="preserve"> → Видео</w:t>
       </w:r>
     </w:p>
     <w:p>
@@ -244,17 +409,48 @@
         </w:rPr>
       </w:pPr>
       <w:r>
-        <w:t>Эпизод 1: Портрет персонажа → subject_reference → Видео</w:t>
+        <w:rPr>
+          <w:lang w:val="ru-RU"/>
+        </w:rPr>
+        <w:t xml:space="preserve">Результат: </w:t>
+      </w:r>
+      <w:r>
+        <w:t>AI</w:t>
+      </w:r>
+      <w:r>
+        <w:rPr>
+          <w:lang w:val="ru-RU"/>
+        </w:rPr>
+        <w:t>-модель сохраняет идентичность персонажа по единому референсу.</w:t>
       </w:r>
     </w:p>
     <w:p>
-      <w:r>
-        <w:t>Эпизод 2: Тот же портрет → subject_reference → Видео</w:t>
+      <w:pPr>
+        <w:pStyle w:val="1"/>
+        <w:jc w:val="center"/>
+        <w:rPr>
+          <w:lang w:val="ru-RU"/>
+        </w:rPr>
+      </w:pPr>
+      <w:r>
+        <w:rPr>
+          <w:lang w:val="ru-RU"/>
+        </w:rPr>
+        <w:t>Как это работает</w:t>
       </w:r>
     </w:p>
     <w:p>
-      <w:r>
-        <w:t>Эпизод 3: Тот же портрет → subject_reference → Видео</w:t>
+      <w:pPr>
+        <w:pStyle w:val="1"/>
+        <w:rPr>
+          <w:lang w:val="ru-RU"/>
+        </w:rPr>
+      </w:pPr>
+      <w:r>
+        <w:rPr>
+          <w:lang w:val="ru-RU"/>
+        </w:rPr>
+        <w:t>Шаг 1: Вы описываете идею</w:t>
       </w:r>
     </w:p>
     <w:p>
@@ -264,7 +460,10 @@
         </w:rPr>
       </w:pPr>
       <w:r>
-        <w:t>Результат: AI-модель сохраняет идентичность персонажа по единому референсу.</w:t>
+        <w:rPr>
+          <w:lang w:val="ru-RU"/>
+        </w:rPr>
+        <w:t>Просто напишите, о чём хотите снять сериал. Например:</w:t>
       </w:r>
     </w:p>
     <w:p>
@@ -277,7 +476,8 @@
         <w:rPr>
           <w:lang w:val="ru-RU"/>
         </w:rPr>
-        <w:t>__________________________________________________</w:t>
+        <w:lastRenderedPageBreak/>
+        <w:t>"Молодой программист случайно создаёт искусственный интеллект, который начинает ему помогать в жизни"</w:t>
       </w:r>
     </w:p>
     <w:p>
@@ -291,142 +491,148 @@
         <w:rPr>
           <w:lang w:val="ru-RU"/>
         </w:rPr>
-        <w:lastRenderedPageBreak/>
-        <w:t>Как это работает (простым языком)</w:t>
+        <w:t>Шаг 2: ИИ-сценарист пишет сюжет</w:t>
       </w:r>
     </w:p>
     <w:p>
       <w:pPr>
-        <w:pStyle w:val="21"/>
-        <w:rPr>
-          <w:lang w:val="ru-RU"/>
-        </w:rPr>
-      </w:pPr>
-      <w:r>
-        <w:rPr>
-          <w:lang w:val="ru-RU"/>
-        </w:rPr>
-        <w:t>Шаг 1: Вы описываете идею</w:t>
+        <w:rPr>
+          <w:lang w:val="ru-RU"/>
+        </w:rPr>
+      </w:pPr>
+      <w:r>
+        <w:rPr>
+          <w:lang w:val="ru-RU"/>
+        </w:rPr>
+        <w:t>Искусственный интеллект анализирует вашу идею и создаёт:</w:t>
       </w:r>
     </w:p>
     <w:p>
       <w:pPr>
-        <w:rPr>
-          <w:lang w:val="ru-RU"/>
-        </w:rPr>
-      </w:pPr>
-      <w:r>
-        <w:rPr>
-          <w:lang w:val="ru-RU"/>
-        </w:rPr>
-        <w:t>Просто напишите, о чём хотите снять сериал. Например:</w:t>
+        <w:pStyle w:val="a0"/>
+      </w:pPr>
+      <w:r>
+        <w:t>Название сериала</w:t>
       </w:r>
     </w:p>
     <w:p>
       <w:pPr>
-        <w:rPr>
-          <w:lang w:val="ru-RU"/>
-        </w:rPr>
-      </w:pPr>
-      <w:r>
-        <w:rPr>
-          <w:lang w:val="ru-RU"/>
-        </w:rPr>
-        <w:t>"Молодой программист случайно создаёт искусственный интеллект, который начинает ему помогать в жизни"</w:t>
+        <w:pStyle w:val="a0"/>
+      </w:pPr>
+      <w:r>
+        <w:t>Краткое описание (логлайн)</w:t>
       </w:r>
     </w:p>
     <w:p>
       <w:pPr>
-        <w:pStyle w:val="21"/>
-        <w:rPr>
-          <w:lang w:val="ru-RU"/>
-        </w:rPr>
-      </w:pPr>
-      <w:r>
-        <w:rPr>
-          <w:lang w:val="ru-RU"/>
-        </w:rPr>
-        <w:t>Шаг 2: ИИ-сценарист пишет сюжет</w:t>
+        <w:pStyle w:val="a0"/>
+      </w:pPr>
+      <w:r>
+        <w:t>Сценарий каждого эпизода</w:t>
       </w:r>
     </w:p>
     <w:p>
       <w:pPr>
-        <w:rPr>
-          <w:lang w:val="ru-RU"/>
-        </w:rPr>
-      </w:pPr>
-      <w:r>
-        <w:rPr>
-          <w:lang w:val="ru-RU"/>
-        </w:rPr>
-        <w:t>Искусственный интеллект анализирует вашу идею и создаёт:</w:t>
+        <w:pStyle w:val="a0"/>
+      </w:pPr>
+      <w:r>
+        <w:t>Детальное описание главного героя</w:t>
       </w:r>
     </w:p>
     <w:p>
       <w:pPr>
-        <w:pStyle w:val="a0"/>
-      </w:pPr>
-      <w:r>
-        <w:t>Название сериала</w:t>
+        <w:pStyle w:val="1"/>
+      </w:pPr>
+      <w:r>
+        <w:t>Шаг 3: Создание образа героя</w:t>
       </w:r>
     </w:p>
     <w:p>
       <w:pPr>
-        <w:pStyle w:val="a0"/>
-      </w:pPr>
-      <w:r>
-        <w:t>Краткое описание (логлайн)</w:t>
+        <w:rPr>
+          <w:lang w:val="ru-RU"/>
+        </w:rPr>
+      </w:pPr>
+      <w:r>
+        <w:rPr>
+          <w:lang w:val="ru-RU"/>
+        </w:rPr>
+        <w:t xml:space="preserve">Система генерирует портрет главного персонажа </w:t>
+      </w:r>
+      <w:r>
+        <w:rPr>
+          <w:lang w:val="ru-RU"/>
+        </w:rPr>
+        <w:t>-</w:t>
+      </w:r>
+      <w:r>
+        <w:rPr>
+          <w:lang w:val="ru-RU"/>
+        </w:rPr>
+        <w:t xml:space="preserve"> это "эталон", по которому герой будет узнаваем во всех эпизодах.</w:t>
       </w:r>
     </w:p>
     <w:p>
       <w:pPr>
-        <w:pStyle w:val="a0"/>
-      </w:pPr>
-      <w:r>
-        <w:t>Сценарий каждого эпизода</w:t>
+        <w:pStyle w:val="1"/>
+        <w:rPr>
+          <w:lang w:val="ru-RU"/>
+        </w:rPr>
+      </w:pPr>
+      <w:r>
+        <w:rPr>
+          <w:lang w:val="ru-RU"/>
+        </w:rPr>
+        <w:t>Шаг 4: Генерация видео</w:t>
       </w:r>
     </w:p>
     <w:p>
       <w:pPr>
-        <w:pStyle w:val="a0"/>
-      </w:pPr>
-      <w:r>
-        <w:t>Детальное описание главного героя</w:t>
+        <w:rPr>
+          <w:lang w:val="ru-RU"/>
+        </w:rPr>
+      </w:pPr>
+      <w:r>
+        <w:rPr>
+          <w:lang w:val="ru-RU"/>
+        </w:rPr>
+        <w:t>Каждый эпизод создаётся с учётом:</w:t>
       </w:r>
     </w:p>
     <w:p>
       <w:pPr>
-        <w:pStyle w:val="21"/>
-      </w:pPr>
-      <w:r>
-        <w:t>Шаг 3: Создание образа героя</w:t>
+        <w:pStyle w:val="a0"/>
+      </w:pPr>
+      <w:r>
+        <w:t>Сценария для этого эпизода</w:t>
       </w:r>
     </w:p>
     <w:p>
       <w:pPr>
-        <w:rPr>
-          <w:lang w:val="ru-RU"/>
-        </w:rPr>
-      </w:pPr>
-      <w:r>
-        <w:rPr>
-          <w:lang w:val="ru-RU"/>
-        </w:rPr>
-        <w:t>Система генерирует портрет главного персонажа — это "эталон", по которому герой будет узнаваем во всех эпизодах.</w:t>
+        <w:pStyle w:val="a0"/>
+        <w:rPr>
+          <w:lang w:val="ru-RU"/>
+        </w:rPr>
+      </w:pPr>
+      <w:r>
+        <w:rPr>
+          <w:lang w:val="ru-RU"/>
+        </w:rPr>
+        <w:t>Внешности главного героя (из портрета или предыдущего кадра)</w:t>
       </w:r>
     </w:p>
     <w:p>
       <w:pPr>
-        <w:pStyle w:val="21"/>
-        <w:rPr>
-          <w:lang w:val="ru-RU"/>
-        </w:rPr>
-      </w:pPr>
-      <w:r>
-        <w:rPr>
-          <w:lang w:val="ru-RU"/>
-        </w:rPr>
-        <w:t>Шаг 4: Генерация видео</w:t>
+        <w:pStyle w:val="1"/>
+        <w:rPr>
+          <w:lang w:val="ru-RU"/>
+        </w:rPr>
+      </w:pPr>
+      <w:r>
+        <w:rPr>
+          <w:lang w:val="ru-RU"/>
+        </w:rPr>
+        <w:t>Шаг 5: Сборка сериала</w:t>
       </w:r>
     </w:p>
     <w:p>
@@ -439,93 +645,111 @@
         <w:rPr>
           <w:lang w:val="ru-RU"/>
         </w:rPr>
-        <w:t>Каждый эпизод создаётся с учётом:</w:t>
+        <w:t>Все эпизоды автоматически склеиваются в один файл, готовый к публикации.</w:t>
       </w:r>
     </w:p>
     <w:p>
       <w:pPr>
-        <w:pStyle w:val="a0"/>
-      </w:pPr>
-      <w:r>
-        <w:t>Сценария для этого эпизода</w:t>
+        <w:pStyle w:val="1"/>
+        <w:jc w:val="center"/>
+        <w:rPr>
+          <w:lang w:val="ru-RU"/>
+        </w:rPr>
+      </w:pPr>
+      <w:r>
+        <w:rPr>
+          <w:lang w:val="ru-RU"/>
+        </w:rPr>
+        <w:t xml:space="preserve">Технология </w:t>
+      </w:r>
+      <w:r>
+        <w:t>Subject</w:t>
+      </w:r>
+      <w:r>
+        <w:rPr>
+          <w:lang w:val="ru-RU"/>
+        </w:rPr>
+        <w:t xml:space="preserve"> </w:t>
+      </w:r>
+      <w:r>
+        <w:t>Reference</w:t>
       </w:r>
     </w:p>
     <w:p>
       <w:pPr>
-        <w:pStyle w:val="a0"/>
-        <w:rPr>
-          <w:lang w:val="ru-RU"/>
-        </w:rPr>
-      </w:pPr>
-      <w:r>
-        <w:rPr>
-          <w:lang w:val="ru-RU"/>
-        </w:rPr>
-        <w:t>Внешности главного героя (из портрета или предыдущего кадра)</w:t>
-      </w:r>
+        <w:rPr>
+          <w:lang w:val="ru-RU"/>
+        </w:rPr>
+      </w:pPr>
     </w:p>
     <w:p>
       <w:pPr>
-        <w:pStyle w:val="21"/>
-        <w:rPr>
-          <w:lang w:val="ru-RU"/>
-        </w:rPr>
-      </w:pPr>
-      <w:r>
-        <w:rPr>
-          <w:lang w:val="ru-RU"/>
-        </w:rPr>
-        <w:t>Шаг 5: Сборка сериала</w:t>
-      </w:r>
-    </w:p>
-    <w:p>
-      <w:pPr>
-        <w:rPr>
-          <w:lang w:val="ru-RU"/>
-        </w:rPr>
-      </w:pPr>
-      <w:r>
-        <w:rPr>
-          <w:lang w:val="ru-RU"/>
-        </w:rPr>
-        <w:t>Все эпизоды автоматически склеиваются в один файл, готовый к публикации.</w:t>
-      </w:r>
-    </w:p>
-    <w:p>
-      <w:pPr>
-        <w:rPr>
-          <w:lang w:val="ru-RU"/>
-        </w:rPr>
-      </w:pPr>
-      <w:r>
-        <w:rPr>
-          <w:lang w:val="ru-RU"/>
-        </w:rPr>
-        <w:t>__________________________________________________</w:t>
-      </w:r>
-    </w:p>
-    <w:p>
-      <w:pPr>
-        <w:pStyle w:val="1"/>
-        <w:rPr>
-          <w:lang w:val="ru-RU"/>
-        </w:rPr>
-      </w:pPr>
-      <w:r>
-        <w:rPr>
-          <w:b/>
-        </w:rPr>
-        <w:t>Технология Subject Reference</w:t>
-      </w:r>
-    </w:p>
-    <w:p>
-      <w:pPr>
-        <w:rPr>
-          <w:lang w:val="ru-RU"/>
-        </w:rPr>
-      </w:pPr>
-      <w:r>
-        <w:t>AI-модели MiniMax S2V и Veo 3.1 R2V имеют специальные параметры для консистентности:</w:t>
+        <w:rPr>
+          <w:lang w:val="ru-RU"/>
+        </w:rPr>
+      </w:pPr>
+      <w:r>
+        <w:t>AI</w:t>
+      </w:r>
+      <w:r>
+        <w:rPr>
+          <w:lang w:val="ru-RU"/>
+        </w:rPr>
+        <w:t xml:space="preserve">-модели </w:t>
+      </w:r>
+      <w:r>
+        <w:t>MiniMax</w:t>
+      </w:r>
+      <w:r>
+        <w:rPr>
+          <w:lang w:val="ru-RU"/>
+        </w:rPr>
+        <w:t xml:space="preserve"> </w:t>
+      </w:r>
+      <w:r>
+        <w:t>S</w:t>
+      </w:r>
+      <w:r>
+        <w:rPr>
+          <w:lang w:val="ru-RU"/>
+        </w:rPr>
+        <w:t>2</w:t>
+      </w:r>
+      <w:r>
+        <w:t>V</w:t>
+      </w:r>
+      <w:r>
+        <w:rPr>
+          <w:lang w:val="ru-RU"/>
+        </w:rPr>
+        <w:t xml:space="preserve"> и </w:t>
+      </w:r>
+      <w:r>
+        <w:t>Veo</w:t>
+      </w:r>
+      <w:r>
+        <w:rPr>
+          <w:lang w:val="ru-RU"/>
+        </w:rPr>
+        <w:t xml:space="preserve"> 3.1 </w:t>
+      </w:r>
+      <w:r>
+        <w:t>R</w:t>
+      </w:r>
+      <w:r>
+        <w:rPr>
+          <w:lang w:val="ru-RU"/>
+        </w:rPr>
+        <w:t>2</w:t>
+      </w:r>
+      <w:r>
+        <w:t>V</w:t>
+      </w:r>
+      <w:r>
+        <w:rPr>
+          <w:lang w:val="ru-RU"/>
+        </w:rPr>
+        <w:t xml:space="preserve"> имеют специальные параметры для консистентности:</w:t>
       </w:r>
     </w:p>
     <w:tbl>
@@ -738,9 +962,6 @@
           <w:lang w:val="ru-RU"/>
         </w:rPr>
       </w:pPr>
-      <w:r>
-        <w:t>• MiniMax: subject_reference — AI "запоминает" персонажа по одному фото</w:t>
-      </w:r>
     </w:p>
     <w:p>
       <w:pPr>
@@ -749,27 +970,92 @@
         </w:rPr>
       </w:pPr>
       <w:r>
-        <w:t>• Veo 3.1: reference_images — до 3 референсов для лучшей консистентности</w:t>
+        <w:rPr>
+          <w:lang w:val="ru-RU"/>
+        </w:rPr>
+        <w:t xml:space="preserve">• </w:t>
+      </w:r>
+      <w:r>
+        <w:t>MiniMax</w:t>
+      </w:r>
+      <w:r>
+        <w:rPr>
+          <w:lang w:val="ru-RU"/>
+        </w:rPr>
+        <w:t xml:space="preserve">: </w:t>
+      </w:r>
+      <w:r>
+        <w:t>subject</w:t>
+      </w:r>
+      <w:r>
+        <w:rPr>
+          <w:lang w:val="ru-RU"/>
+        </w:rPr>
+        <w:t>_</w:t>
+      </w:r>
+      <w:r>
+        <w:t>reference</w:t>
+      </w:r>
+      <w:r>
+        <w:rPr>
+          <w:lang w:val="ru-RU"/>
+        </w:rPr>
+        <w:t xml:space="preserve"> </w:t>
+      </w:r>
+      <w:r>
+        <w:rPr>
+          <w:lang w:val="ru-RU"/>
+        </w:rPr>
+        <w:t>-</w:t>
+      </w:r>
+      <w:r>
+        <w:rPr>
+          <w:lang w:val="ru-RU"/>
+        </w:rPr>
+        <w:t xml:space="preserve"> </w:t>
+      </w:r>
+      <w:r>
+        <w:t>AI</w:t>
+      </w:r>
+      <w:r>
+        <w:rPr>
+          <w:lang w:val="ru-RU"/>
+        </w:rPr>
+        <w:t xml:space="preserve"> "запоминает" персонажа по одному фото</w:t>
       </w:r>
     </w:p>
     <w:p>
       <w:pPr>
-        <w:pStyle w:val="1"/>
-        <w:rPr>
-          <w:lang w:val="ru-RU"/>
-        </w:rPr>
-      </w:pPr>
-      <w:r>
-        <w:rPr>
-          <w:lang w:val="ru-RU"/>
-        </w:rPr>
-        <w:t>Технически</w:t>
-      </w:r>
-      <w:r>
-        <w:rPr>
-          <w:lang w:val="ru-RU"/>
-        </w:rPr>
-        <w:t>й</w:t>
+        <w:rPr>
+          <w:lang w:val="ru-RU"/>
+        </w:rPr>
+      </w:pPr>
+      <w:r>
+        <w:rPr>
+          <w:lang w:val="ru-RU"/>
+        </w:rPr>
+        <w:t xml:space="preserve">• </w:t>
+      </w:r>
+      <w:r>
+        <w:t>Veo</w:t>
+      </w:r>
+      <w:r>
+        <w:rPr>
+          <w:lang w:val="ru-RU"/>
+        </w:rPr>
+        <w:t xml:space="preserve"> 3.1: </w:t>
+      </w:r>
+      <w:r>
+        <w:t>reference</w:t>
+      </w:r>
+      <w:r>
+        <w:rPr>
+          <w:lang w:val="ru-RU"/>
+        </w:rPr>
+        <w:t>_</w:t>
+      </w:r>
+      <w:r>
+        <w:t>images</w:t>
       </w:r>
       <w:r>
         <w:rPr>
@@ -781,98 +1067,113 @@
         <w:rPr>
           <w:lang w:val="ru-RU"/>
         </w:rPr>
-        <w:t>стек</w:t>
+        <w:t>-</w:t>
+      </w:r>
+      <w:r>
+        <w:rPr>
+          <w:lang w:val="ru-RU"/>
+        </w:rPr>
+        <w:t xml:space="preserve"> до 3 референсов для лучшей консистентности</w:t>
       </w:r>
     </w:p>
     <w:p>
       <w:pPr>
-        <w:pStyle w:val="a0"/>
-        <w:rPr>
-          <w:lang w:val="ru-RU"/>
-        </w:rPr>
-      </w:pPr>
-      <w:r>
-        <w:t>Replicate FLUX Schnell — генерация изображений персонажей ($0.003/изображение)</w:t>
-      </w:r>
+        <w:rPr>
+          <w:lang w:val="ru-RU"/>
+        </w:rPr>
+      </w:pPr>
     </w:p>
     <w:p>
       <w:pPr>
-        <w:pStyle w:val="a0"/>
-        <w:rPr>
-          <w:lang w:val="ru-RU"/>
-        </w:rPr>
-      </w:pPr>
-      <w:r>
-        <w:t>Kling v2.6 — генерация видео с сохранением внешности (Image-to-Video)</w:t>
+        <w:rPr>
+          <w:lang w:val="ru-RU"/>
+        </w:rPr>
+      </w:pPr>
+      <w:r>
+        <w:rPr>
+          <w:b/>
+          <w:lang w:val="ru-RU"/>
+        </w:rPr>
+        <w:t>Почему выбра</w:t>
+      </w:r>
+      <w:r>
+        <w:rPr>
+          <w:b/>
+          <w:lang w:val="ru-RU"/>
+        </w:rPr>
+        <w:t xml:space="preserve">н </w:t>
+      </w:r>
+      <w:r>
+        <w:rPr>
+          <w:b/>
+        </w:rPr>
+        <w:t>Subject</w:t>
+      </w:r>
+      <w:r>
+        <w:rPr>
+          <w:b/>
+          <w:lang w:val="ru-RU"/>
+        </w:rPr>
+        <w:t xml:space="preserve"> </w:t>
+      </w:r>
+      <w:r>
+        <w:rPr>
+          <w:b/>
+        </w:rPr>
+        <w:t>Reference</w:t>
       </w:r>
     </w:p>
     <w:p>
       <w:pPr>
-        <w:pStyle w:val="a0"/>
-        <w:rPr>
-          <w:lang w:val="ru-RU"/>
-        </w:rPr>
-      </w:pPr>
-      <w:r>
-        <w:t>Google</w:t>
-      </w:r>
-      <w:r>
-        <w:rPr>
-          <w:lang w:val="ru-RU"/>
-        </w:rPr>
-        <w:t xml:space="preserve"> </w:t>
-      </w:r>
-      <w:r>
-        <w:t>Veo</w:t>
-      </w:r>
-      <w:r>
-        <w:rPr>
-          <w:lang w:val="ru-RU"/>
-        </w:rPr>
-        <w:t xml:space="preserve"> 3 — генерация видео из текста (</w:t>
-      </w:r>
-      <w:r>
-        <w:t>Text</w:t>
-      </w:r>
-      <w:r>
-        <w:rPr>
-          <w:lang w:val="ru-RU"/>
-        </w:rPr>
-        <w:t>-</w:t>
-      </w:r>
-      <w:r>
-        <w:t>to</w:t>
-      </w:r>
-      <w:r>
-        <w:rPr>
-          <w:lang w:val="ru-RU"/>
-        </w:rPr>
-        <w:t>-</w:t>
-      </w:r>
-      <w:r>
-        <w:t>Video</w:t>
-      </w:r>
-      <w:r>
-        <w:rPr>
-          <w:lang w:val="ru-RU"/>
-        </w:rPr>
-        <w:t>)</w:t>
+        <w:rPr>
+          <w:lang w:val="ru-RU"/>
+        </w:rPr>
+      </w:pPr>
+      <w:r>
+        <w:rPr>
+          <w:lang w:val="ru-RU"/>
+        </w:rPr>
+        <w:lastRenderedPageBreak/>
+        <w:t xml:space="preserve">При разработке </w:t>
+      </w:r>
+      <w:r>
+        <w:rPr>
+          <w:lang w:val="ru-RU"/>
+        </w:rPr>
+        <w:t>я тестировал и анализировал</w:t>
+      </w:r>
+      <w:r>
+        <w:rPr>
+          <w:lang w:val="ru-RU"/>
+        </w:rPr>
+        <w:t xml:space="preserve"> два подхода к сохранению консистентности персонажа:</w:t>
       </w:r>
     </w:p>
     <w:p>
       <w:pPr>
-        <w:pStyle w:val="a0"/>
-      </w:pPr>
-      <w:r>
-        <w:t>DeepSeek V3 (via OpenRouter) — написание сценариев</w:t>
+        <w:rPr>
+          <w:lang w:val="ru-RU"/>
+        </w:rPr>
+      </w:pPr>
+      <w:r>
+        <w:rPr>
+          <w:b/>
+          <w:lang w:val="ru-RU"/>
+        </w:rPr>
+        <w:t>Вариант 1: Единый референс (выбранный подход)</w:t>
       </w:r>
     </w:p>
     <w:p>
       <w:pPr>
-        <w:pStyle w:val="1"/>
-      </w:pPr>
-      <w:r>
-        <w:t>Демонстрация</w:t>
+        <w:rPr>
+          <w:lang w:val="ru-RU"/>
+        </w:rPr>
+      </w:pPr>
+      <w:r>
+        <w:rPr>
+          <w:lang w:val="ru-RU"/>
+        </w:rPr>
+        <w:t>Один и тот же портрет персонажа передаётся в каждый эпизод.</w:t>
       </w:r>
     </w:p>
     <w:p>
@@ -885,25 +1186,7 @@
         <w:rPr>
           <w:lang w:val="ru-RU"/>
         </w:rPr>
-        <w:t>Пример сгенерированного сериала "</w:t>
-      </w:r>
-      <w:r>
-        <w:t>Vanishing</w:t>
-      </w:r>
-      <w:r>
-        <w:rPr>
-          <w:lang w:val="ru-RU"/>
-        </w:rPr>
-        <w:t xml:space="preserve"> </w:t>
-      </w:r>
-      <w:r>
-        <w:t>Tides</w:t>
-      </w:r>
-      <w:r>
-        <w:rPr>
-          <w:lang w:val="ru-RU"/>
-        </w:rPr>
-        <w:t>" (Исчезающие приливы):</w:t>
+        <w:t>✓ Плюсы: Нет накопления ошибок, быстрее, надёжнее, проще отладка</w:t>
       </w:r>
     </w:p>
     <w:p>
@@ -916,7 +1199,7 @@
         <w:rPr>
           <w:lang w:val="ru-RU"/>
         </w:rPr>
-        <w:t>Идея: "Детектив расследует загадочные исчезновения в прибрежном городке"</w:t>
+        <w:t>✗ Минусы: Меньше визуальной связи между сценами</w:t>
       </w:r>
     </w:p>
     <w:p>
@@ -927,63 +1210,49 @@
       </w:pPr>
       <w:r>
         <w:rPr>
-          <w:lang w:val="ru-RU"/>
-        </w:rPr>
-        <w:t>Результат: 3 эпизода по 5 секунд каждый, где детектив Алекс:</w:t>
+          <w:b/>
+          <w:lang w:val="ru-RU"/>
+        </w:rPr>
+        <w:t>Вариант 2: Цепочка кадров (отклонённый)</w:t>
       </w:r>
     </w:p>
     <w:p>
       <w:pPr>
-        <w:pStyle w:val="a0"/>
-        <w:rPr>
-          <w:lang w:val="ru-RU"/>
-        </w:rPr>
-      </w:pPr>
-      <w:r>
-        <w:rPr>
-          <w:lang w:val="ru-RU"/>
-        </w:rPr>
-        <w:t>В Эпизоде 1: находит улики на пляже</w:t>
+        <w:rPr>
+          <w:lang w:val="ru-RU"/>
+        </w:rPr>
+      </w:pPr>
+      <w:r>
+        <w:rPr>
+          <w:lang w:val="ru-RU"/>
+        </w:rPr>
+        <w:t>Последний кадр каждого эпизода используется как референс для следующего.</w:t>
       </w:r>
     </w:p>
     <w:p>
       <w:pPr>
-        <w:pStyle w:val="a0"/>
-        <w:rPr>
-          <w:lang w:val="ru-RU"/>
-        </w:rPr>
-      </w:pPr>
-      <w:r>
-        <w:rPr>
-          <w:lang w:val="ru-RU"/>
-        </w:rPr>
-        <w:t xml:space="preserve">В Эпизоде 2: </w:t>
-      </w:r>
-      <w:r>
-        <w:rPr>
-          <w:lang w:val="ru-RU"/>
-        </w:rPr>
-        <w:t>встречает свидетеля</w:t>
+        <w:rPr>
+          <w:lang w:val="ru-RU"/>
+        </w:rPr>
+      </w:pPr>
+      <w:r>
+        <w:rPr>
+          <w:lang w:val="ru-RU"/>
+        </w:rPr>
+        <w:t>✓ Плюсы: Лучшая связь между сценами, сохранение одежды/позы</w:t>
       </w:r>
     </w:p>
     <w:p>
       <w:pPr>
-        <w:pStyle w:val="a0"/>
-        <w:rPr>
-          <w:lang w:val="ru-RU"/>
-        </w:rPr>
-      </w:pPr>
-      <w:r>
-        <w:rPr>
-          <w:lang w:val="ru-RU"/>
-        </w:rPr>
-        <w:t xml:space="preserve">В Эпизоде 3: </w:t>
-      </w:r>
-      <w:r>
-        <w:rPr>
-          <w:lang w:val="ru-RU"/>
-        </w:rPr>
-        <w:t>изучает найденные записи</w:t>
+        <w:rPr>
+          <w:lang w:val="ru-RU"/>
+        </w:rPr>
+      </w:pPr>
+      <w:r>
+        <w:rPr>
+          <w:lang w:val="ru-RU"/>
+        </w:rPr>
+        <w:t>✗ Минусы: "Дрейф" персонажа, ошибка в одном кадре → ошибки везде, сложнее</w:t>
       </w:r>
     </w:p>
     <w:p>
@@ -994,76 +1263,932 @@
       </w:pPr>
       <w:r>
         <w:rPr>
-          <w:lang w:val="ru-RU"/>
-        </w:rPr>
-        <w:t>Главное: Алекс выглядит одинаково во всех трёх эпизодах</w:t>
-      </w:r>
-      <w:r>
-        <w:rPr>
-          <w:lang w:val="ru-RU"/>
-        </w:rPr>
-        <w:t xml:space="preserve">, </w:t>
-      </w:r>
-      <w:r>
-        <w:rPr>
-          <w:lang w:val="ru-RU"/>
-        </w:rPr>
-        <w:t>та же внешность, та же одежда, узнаваемый персонаж.</w:t>
-      </w:r>
-    </w:p>
-    <w:p/>
-    <w:p>
-      <w:r>
-        <w:t>__________________________________________________</w:t>
+          <w:b/>
+          <w:lang w:val="ru-RU"/>
+        </w:rPr>
+        <w:t>Почему Вариант 1 лучше для наших моделей:</w:t>
       </w:r>
     </w:p>
     <w:p>
-      <w:r>
-        <w:rPr>
-          <w:b/>
-          <w:sz w:val="28"/>
-        </w:rPr>
-        <w:t>Рабочая система</w:t>
+      <w:pPr>
+        <w:rPr>
+          <w:lang w:val="ru-RU"/>
+        </w:rPr>
+      </w:pPr>
+      <w:r>
+        <w:rPr>
+          <w:lang w:val="ru-RU"/>
+        </w:rPr>
+        <w:t xml:space="preserve">• </w:t>
+      </w:r>
+      <w:r>
+        <w:t>MiniMax</w:t>
+      </w:r>
+      <w:r>
+        <w:rPr>
+          <w:lang w:val="ru-RU"/>
+        </w:rPr>
+        <w:t xml:space="preserve"> </w:t>
+      </w:r>
+      <w:r>
+        <w:t>S</w:t>
+      </w:r>
+      <w:r>
+        <w:rPr>
+          <w:lang w:val="ru-RU"/>
+        </w:rPr>
+        <w:t>2</w:t>
+      </w:r>
+      <w:r>
+        <w:t>V</w:t>
+      </w:r>
+      <w:r>
+        <w:rPr>
+          <w:lang w:val="ru-RU"/>
+        </w:rPr>
+        <w:t xml:space="preserve">-01: Параметр </w:t>
+      </w:r>
+      <w:r>
+        <w:t>subject</w:t>
+      </w:r>
+      <w:r>
+        <w:rPr>
+          <w:lang w:val="ru-RU"/>
+        </w:rPr>
+        <w:t>_</w:t>
+      </w:r>
+      <w:r>
+        <w:t>reference</w:t>
+      </w:r>
+      <w:r>
+        <w:rPr>
+          <w:lang w:val="ru-RU"/>
+        </w:rPr>
+        <w:t xml:space="preserve"> создан именно для сохранения ИДЕНТИЧНОСТИ по одному фото</w:t>
       </w:r>
     </w:p>
     <w:p>
-      <w:r>
-        <w:t>Система уже работает и доступна по адресу: https://aivideo.duckdns.org</w:t>
-      </w:r>
-    </w:p>
-    <w:p/>
-    <w:p>
-      <w:r>
-        <w:rPr>
-          <w:b/>
-          <w:sz w:val="24"/>
-        </w:rPr>
-        <w:t>Модели для консистентности персонажа (Story Mode)</w:t>
+      <w:pPr>
+        <w:rPr>
+          <w:lang w:val="ru-RU"/>
+        </w:rPr>
+      </w:pPr>
+      <w:r>
+        <w:rPr>
+          <w:lang w:val="ru-RU"/>
+        </w:rPr>
+        <w:t xml:space="preserve">• </w:t>
+      </w:r>
+      <w:r>
+        <w:t>Veo</w:t>
+      </w:r>
+      <w:r>
+        <w:rPr>
+          <w:lang w:val="ru-RU"/>
+        </w:rPr>
+        <w:t xml:space="preserve"> 3.1 </w:t>
+      </w:r>
+      <w:r>
+        <w:t>R</w:t>
+      </w:r>
+      <w:r>
+        <w:rPr>
+          <w:lang w:val="ru-RU"/>
+        </w:rPr>
+        <w:t>2</w:t>
+      </w:r>
+      <w:r>
+        <w:t>V</w:t>
+      </w:r>
+      <w:r>
+        <w:rPr>
+          <w:lang w:val="ru-RU"/>
+        </w:rPr>
+        <w:t xml:space="preserve">: Параметр </w:t>
+      </w:r>
+      <w:r>
+        <w:t>reference</w:t>
+      </w:r>
+      <w:r>
+        <w:rPr>
+          <w:lang w:val="ru-RU"/>
+        </w:rPr>
+        <w:t>_</w:t>
+      </w:r>
+      <w:r>
+        <w:t>images</w:t>
+      </w:r>
+      <w:r>
+        <w:rPr>
+          <w:lang w:val="ru-RU"/>
+        </w:rPr>
+        <w:t xml:space="preserve"> оптимизирован для работы с 1-3 базовыми референсами</w:t>
       </w:r>
     </w:p>
     <w:p>
-      <w:r>
+      <w:pPr>
+        <w:rPr>
+          <w:lang w:val="ru-RU"/>
+        </w:rPr>
+      </w:pPr>
+      <w:r>
+        <w:rPr>
+          <w:lang w:val="ru-RU"/>
+        </w:rPr>
+        <w:t>• Обе модели сами "понимают" кто изображён на фото и воспроизводят персонажа</w:t>
+      </w:r>
+    </w:p>
+    <w:p>
+      <w:pPr>
+        <w:rPr>
+          <w:lang w:val="ru-RU"/>
+        </w:rPr>
+      </w:pPr>
+    </w:p>
+    <w:p>
+      <w:pPr>
+        <w:pStyle w:val="1"/>
+        <w:jc w:val="center"/>
+        <w:rPr>
+          <w:lang w:val="ru-RU"/>
+        </w:rPr>
+      </w:pPr>
+      <w:r>
+        <w:rPr>
+          <w:lang w:val="ru-RU"/>
+        </w:rPr>
+        <w:t>Технически</w:t>
+      </w:r>
+      <w:r>
+        <w:rPr>
+          <w:lang w:val="ru-RU"/>
+        </w:rPr>
+        <w:t>й</w:t>
+      </w:r>
+      <w:r>
+        <w:rPr>
+          <w:lang w:val="ru-RU"/>
+        </w:rPr>
+        <w:t xml:space="preserve"> </w:t>
+      </w:r>
+      <w:r>
+        <w:rPr>
+          <w:lang w:val="ru-RU"/>
+        </w:rPr>
+        <w:t>стек</w:t>
+      </w:r>
+    </w:p>
+    <w:p>
+      <w:pPr>
+        <w:rPr>
+          <w:lang w:val="ru-RU"/>
+        </w:rPr>
+      </w:pPr>
+    </w:p>
+    <w:p>
+      <w:pPr>
+        <w:rPr>
+          <w:lang w:val="ru-RU"/>
+        </w:rPr>
+      </w:pPr>
+      <w:r>
+        <w:rPr>
+          <w:b/>
+        </w:rPr>
+        <w:t>AI</w:t>
+      </w:r>
+      <w:r>
+        <w:rPr>
+          <w:b/>
+          <w:lang w:val="ru-RU"/>
+        </w:rPr>
+        <w:t>-модели генерации видео:</w:t>
+      </w:r>
+    </w:p>
+    <w:p>
+      <w:pPr>
+        <w:rPr>
+          <w:lang w:val="ru-RU"/>
+        </w:rPr>
+      </w:pPr>
+      <w:r>
+        <w:rPr>
+          <w:lang w:val="ru-RU"/>
+        </w:rPr>
+        <w:t xml:space="preserve">• </w:t>
+      </w:r>
+      <w:r>
+        <w:t>MiniMax</w:t>
+      </w:r>
+      <w:r>
+        <w:rPr>
+          <w:lang w:val="ru-RU"/>
+        </w:rPr>
+        <w:t xml:space="preserve"> </w:t>
+      </w:r>
+      <w:r>
+        <w:t>S</w:t>
+      </w:r>
+      <w:r>
+        <w:rPr>
+          <w:lang w:val="ru-RU"/>
+        </w:rPr>
+        <w:t>2</w:t>
+      </w:r>
+      <w:r>
+        <w:t>V</w:t>
+      </w:r>
+      <w:r>
+        <w:rPr>
+          <w:lang w:val="ru-RU"/>
+        </w:rPr>
+        <w:t xml:space="preserve">-01 </w:t>
+      </w:r>
+      <w:r>
+        <w:rPr>
+          <w:lang w:val="ru-RU"/>
+        </w:rPr>
+        <w:t>–</w:t>
+      </w:r>
+      <w:r>
+        <w:rPr>
+          <w:lang w:val="ru-RU"/>
+        </w:rPr>
+        <w:t xml:space="preserve"> консистентность через </w:t>
+      </w:r>
+      <w:r>
+        <w:t>subject</w:t>
+      </w:r>
+      <w:r>
+        <w:rPr>
+          <w:lang w:val="ru-RU"/>
+        </w:rPr>
+        <w:t>_</w:t>
+      </w:r>
+      <w:r>
+        <w:t>reference</w:t>
+      </w:r>
+      <w:r>
+        <w:rPr>
+          <w:lang w:val="ru-RU"/>
+        </w:rPr>
+        <w:t xml:space="preserve"> (~$0.50/видео)</w:t>
+      </w:r>
+    </w:p>
+    <w:p>
+      <w:pPr>
+        <w:rPr>
+          <w:lang w:val="ru-RU"/>
+        </w:rPr>
+      </w:pPr>
+      <w:r>
+        <w:rPr>
+          <w:lang w:val="ru-RU"/>
+        </w:rPr>
+        <w:t xml:space="preserve">• </w:t>
+      </w:r>
+      <w:r>
+        <w:t>Google</w:t>
+      </w:r>
+      <w:r>
+        <w:rPr>
+          <w:lang w:val="ru-RU"/>
+        </w:rPr>
+        <w:t xml:space="preserve"> </w:t>
+      </w:r>
+      <w:r>
+        <w:t>Veo</w:t>
+      </w:r>
+      <w:r>
+        <w:rPr>
+          <w:lang w:val="ru-RU"/>
+        </w:rPr>
+        <w:t xml:space="preserve"> 3.1 </w:t>
+      </w:r>
+      <w:r>
+        <w:t>R</w:t>
+      </w:r>
+      <w:r>
+        <w:rPr>
+          <w:lang w:val="ru-RU"/>
+        </w:rPr>
+        <w:t>2</w:t>
+      </w:r>
+      <w:r>
+        <w:t>V</w:t>
+      </w:r>
+      <w:r>
+        <w:rPr>
+          <w:lang w:val="ru-RU"/>
+        </w:rPr>
+        <w:t xml:space="preserve"> </w:t>
+      </w:r>
+      <w:r>
+        <w:rPr>
+          <w:lang w:val="ru-RU"/>
+        </w:rPr>
+        <w:t>–</w:t>
+      </w:r>
+      <w:r>
+        <w:rPr>
+          <w:lang w:val="ru-RU"/>
+        </w:rPr>
+        <w:t xml:space="preserve"> консистентность через </w:t>
+      </w:r>
+      <w:r>
+        <w:t>reference</w:t>
+      </w:r>
+      <w:r>
+        <w:rPr>
+          <w:lang w:val="ru-RU"/>
+        </w:rPr>
+        <w:t>_</w:t>
+      </w:r>
+      <w:r>
+        <w:t>images</w:t>
+      </w:r>
+      <w:r>
+        <w:rPr>
+          <w:lang w:val="ru-RU"/>
+        </w:rPr>
+        <w:t xml:space="preserve"> (~$1.20/видео)</w:t>
+      </w:r>
+    </w:p>
+    <w:p>
+      <w:pPr>
+        <w:rPr>
+          <w:lang w:val="ru-RU"/>
+        </w:rPr>
+      </w:pPr>
+      <w:r>
+        <w:rPr>
+          <w:lang w:val="ru-RU"/>
+        </w:rPr>
+        <w:t xml:space="preserve">• </w:t>
+      </w:r>
+      <w:r>
+        <w:t>Google</w:t>
+      </w:r>
+      <w:r>
+        <w:rPr>
+          <w:lang w:val="ru-RU"/>
+        </w:rPr>
+        <w:t xml:space="preserve"> </w:t>
+      </w:r>
+      <w:r>
+        <w:t>Veo</w:t>
+      </w:r>
+      <w:r>
+        <w:rPr>
+          <w:lang w:val="ru-RU"/>
+        </w:rPr>
+        <w:t xml:space="preserve"> 3 </w:t>
+      </w:r>
+      <w:r>
+        <w:t>Fast</w:t>
+      </w:r>
+      <w:r>
+        <w:rPr>
+          <w:lang w:val="ru-RU"/>
+        </w:rPr>
+        <w:t xml:space="preserve"> </w:t>
+      </w:r>
+      <w:r>
+        <w:rPr>
+          <w:lang w:val="ru-RU"/>
+        </w:rPr>
+        <w:t>–</w:t>
+      </w:r>
+      <w:r>
+        <w:rPr>
+          <w:lang w:val="ru-RU"/>
+        </w:rPr>
+        <w:t xml:space="preserve"> быстрая генерация </w:t>
+      </w:r>
+      <w:r>
+        <w:t>T</w:t>
+      </w:r>
+      <w:r>
+        <w:rPr>
+          <w:lang w:val="ru-RU"/>
+        </w:rPr>
+        <w:t>2</w:t>
+      </w:r>
+      <w:r>
+        <w:t>V</w:t>
+      </w:r>
+      <w:r>
+        <w:rPr>
+          <w:lang w:val="ru-RU"/>
+        </w:rPr>
+        <w:t xml:space="preserve"> (~$1.60/видео)</w:t>
+      </w:r>
+    </w:p>
+    <w:p>
+      <w:pPr>
+        <w:rPr>
+          <w:lang w:val="ru-RU"/>
+        </w:rPr>
+      </w:pPr>
+      <w:r>
+        <w:rPr>
+          <w:lang w:val="ru-RU"/>
+        </w:rPr>
+        <w:t xml:space="preserve">• </w:t>
+      </w:r>
+      <w:r>
+        <w:t>Kling</w:t>
+      </w:r>
+      <w:r>
+        <w:rPr>
+          <w:lang w:val="ru-RU"/>
+        </w:rPr>
+        <w:t xml:space="preserve"> </w:t>
+      </w:r>
+      <w:r>
+        <w:t>v</w:t>
+      </w:r>
+      <w:r>
+        <w:rPr>
+          <w:lang w:val="ru-RU"/>
+        </w:rPr>
+        <w:t xml:space="preserve">2.6 </w:t>
+      </w:r>
+      <w:r>
+        <w:rPr>
+          <w:lang w:val="ru-RU"/>
+        </w:rPr>
+        <w:t xml:space="preserve">– </w:t>
+      </w:r>
+      <w:r>
+        <w:rPr>
+          <w:lang w:val="ru-RU"/>
+        </w:rPr>
+        <w:t xml:space="preserve">качественный </w:t>
+      </w:r>
+      <w:r>
+        <w:t>I</w:t>
+      </w:r>
+      <w:r>
+        <w:rPr>
+          <w:lang w:val="ru-RU"/>
+        </w:rPr>
+        <w:t>2</w:t>
+      </w:r>
+      <w:r>
+        <w:t>V</w:t>
+      </w:r>
+      <w:r>
+        <w:rPr>
+          <w:lang w:val="ru-RU"/>
+        </w:rPr>
+        <w:t xml:space="preserve"> (~$0.35-0.70/видео)</w:t>
+      </w:r>
+    </w:p>
+    <w:p>
+      <w:pPr>
+        <w:rPr>
+          <w:lang w:val="ru-RU"/>
+        </w:rPr>
+      </w:pPr>
+      <w:r>
+        <w:rPr>
+          <w:b/>
+          <w:lang w:val="ru-RU"/>
+        </w:rPr>
+        <w:t>Генерация изображений:</w:t>
+      </w:r>
+    </w:p>
+    <w:p>
+      <w:pPr>
+        <w:rPr>
+          <w:lang w:val="ru-RU"/>
+        </w:rPr>
+      </w:pPr>
+      <w:r>
+        <w:rPr>
+          <w:lang w:val="ru-RU"/>
+        </w:rPr>
+        <w:t xml:space="preserve">• </w:t>
+      </w:r>
+      <w:r>
+        <w:t>FLUX</w:t>
+      </w:r>
+      <w:r>
+        <w:rPr>
+          <w:lang w:val="ru-RU"/>
+        </w:rPr>
+        <w:t xml:space="preserve"> </w:t>
+      </w:r>
+      <w:r>
+        <w:t>Schnell</w:t>
+      </w:r>
+      <w:r>
+        <w:rPr>
+          <w:lang w:val="ru-RU"/>
+        </w:rPr>
+        <w:t xml:space="preserve"> </w:t>
+      </w:r>
+      <w:r>
+        <w:rPr>
+          <w:lang w:val="ru-RU"/>
+        </w:rPr>
+        <w:t>–</w:t>
+      </w:r>
+      <w:r>
+        <w:rPr>
+          <w:lang w:val="ru-RU"/>
+        </w:rPr>
+        <w:t xml:space="preserve"> портреты персонажей ($0.003/изображение)</w:t>
+      </w:r>
+    </w:p>
+    <w:p>
+      <w:pPr>
+        <w:rPr>
+          <w:lang w:val="ru-RU"/>
+        </w:rPr>
+      </w:pPr>
+      <w:r>
+        <w:rPr>
+          <w:b/>
+        </w:rPr>
+        <w:t>AI</w:t>
+      </w:r>
+      <w:r>
+        <w:rPr>
+          <w:b/>
+          <w:lang w:val="ru-RU"/>
+        </w:rPr>
+        <w:t>-сценарист:</w:t>
+      </w:r>
+    </w:p>
+    <w:p>
+      <w:pPr>
+        <w:rPr>
+          <w:lang w:val="ru-RU"/>
+        </w:rPr>
+      </w:pPr>
+      <w:r>
+        <w:rPr>
+          <w:lang w:val="ru-RU"/>
+        </w:rPr>
+        <w:t xml:space="preserve">• </w:t>
+      </w:r>
+      <w:r>
+        <w:t>DeepSeek</w:t>
+      </w:r>
+      <w:r>
+        <w:rPr>
+          <w:lang w:val="ru-RU"/>
+        </w:rPr>
+        <w:t xml:space="preserve"> </w:t>
+      </w:r>
+      <w:r>
+        <w:t>V</w:t>
+      </w:r>
+      <w:r>
+        <w:rPr>
+          <w:lang w:val="ru-RU"/>
+        </w:rPr>
+        <w:t>3 (</w:t>
+      </w:r>
+      <w:r>
+        <w:t>via</w:t>
+      </w:r>
+      <w:r>
+        <w:rPr>
+          <w:lang w:val="ru-RU"/>
+        </w:rPr>
+        <w:t xml:space="preserve"> </w:t>
+      </w:r>
+      <w:r>
+        <w:t>OpenRouter</w:t>
+      </w:r>
+      <w:r>
+        <w:rPr>
+          <w:lang w:val="ru-RU"/>
+        </w:rPr>
+        <w:t xml:space="preserve">) </w:t>
+      </w:r>
+      <w:r>
+        <w:rPr>
+          <w:lang w:val="ru-RU"/>
+        </w:rPr>
+        <w:t>–</w:t>
+      </w:r>
+      <w:r>
+        <w:rPr>
+          <w:lang w:val="ru-RU"/>
+        </w:rPr>
+        <w:t xml:space="preserve"> генерация сюжетов и промптов</w:t>
+      </w:r>
+    </w:p>
+    <w:p>
+      <w:r>
+        <w:rPr>
+          <w:b/>
+        </w:rPr>
+        <w:lastRenderedPageBreak/>
+        <w:t>Инфраструктура:</w:t>
+      </w:r>
+    </w:p>
+    <w:p>
+      <w:r>
+        <w:t>• Backend: Python FastAPI + Redis</w:t>
+      </w:r>
+    </w:p>
+    <w:p>
+      <w:r>
+        <w:t>• Frontend: Next.js 14 + TypeScript</w:t>
+      </w:r>
+    </w:p>
+    <w:p>
+      <w:pPr>
+        <w:rPr>
+          <w:lang w:val="ru-RU"/>
+        </w:rPr>
+      </w:pPr>
+      <w:r>
+        <w:rPr>
+          <w:lang w:val="ru-RU"/>
+        </w:rPr>
+        <w:t xml:space="preserve">• </w:t>
+      </w:r>
+      <w:r>
+        <w:t>API</w:t>
+      </w:r>
+      <w:r>
+        <w:rPr>
+          <w:lang w:val="ru-RU"/>
+        </w:rPr>
+        <w:t xml:space="preserve">: </w:t>
+      </w:r>
+      <w:r>
+        <w:t>Replicate</w:t>
+      </w:r>
+      <w:r>
+        <w:rPr>
+          <w:lang w:val="ru-RU"/>
+        </w:rPr>
+        <w:t xml:space="preserve"> (единая точка доступа ко всем моделям)</w:t>
+      </w:r>
+    </w:p>
+    <w:p>
+      <w:pPr>
+        <w:rPr>
+          <w:lang w:val="ru-RU"/>
+        </w:rPr>
+      </w:pPr>
+      <w:r>
+        <w:rPr>
+          <w:lang w:val="ru-RU"/>
+        </w:rPr>
+        <w:t xml:space="preserve">• Хостинг: </w:t>
+      </w:r>
+      <w:r>
+        <w:t>Docker</w:t>
+      </w:r>
+      <w:r>
+        <w:rPr>
+          <w:lang w:val="ru-RU"/>
+        </w:rPr>
+        <w:t xml:space="preserve"> + </w:t>
+      </w:r>
+      <w:r>
+        <w:t>Nginx</w:t>
+      </w:r>
+      <w:r>
+        <w:rPr>
+          <w:lang w:val="ru-RU"/>
+        </w:rPr>
+        <w:t xml:space="preserve"> + </w:t>
+      </w:r>
+      <w:r>
+        <w:t>SSL</w:t>
+      </w:r>
+    </w:p>
+    <w:p>
+      <w:pPr>
+        <w:pStyle w:val="1"/>
+        <w:jc w:val="center"/>
+        <w:rPr>
+          <w:lang w:val="ru-RU"/>
+        </w:rPr>
+      </w:pPr>
+      <w:r>
+        <w:rPr>
+          <w:lang w:val="ru-RU"/>
+        </w:rPr>
+        <w:t>Демонстрация</w:t>
+      </w:r>
+    </w:p>
+    <w:p>
+      <w:pPr>
+        <w:rPr>
+          <w:lang w:val="ru-RU"/>
+        </w:rPr>
+      </w:pPr>
+    </w:p>
+    <w:p>
+      <w:pPr>
+        <w:rPr>
+          <w:lang w:val="ru-RU"/>
+        </w:rPr>
+      </w:pPr>
+      <w:r>
+        <w:rPr>
+          <w:lang w:val="ru-RU"/>
+        </w:rPr>
+        <w:t>Пример сгенерированного сериала "</w:t>
+      </w:r>
+      <w:r>
+        <w:t>Vanishing</w:t>
+      </w:r>
+      <w:r>
+        <w:rPr>
+          <w:lang w:val="ru-RU"/>
+        </w:rPr>
+        <w:t xml:space="preserve"> </w:t>
+      </w:r>
+      <w:r>
+        <w:t>Tides</w:t>
+      </w:r>
+      <w:r>
+        <w:rPr>
+          <w:lang w:val="ru-RU"/>
+        </w:rPr>
+        <w:t>" (Исчезающие приливы):</w:t>
+      </w:r>
+    </w:p>
+    <w:p>
+      <w:pPr>
+        <w:rPr>
+          <w:lang w:val="ru-RU"/>
+        </w:rPr>
+      </w:pPr>
+      <w:r>
+        <w:rPr>
+          <w:lang w:val="ru-RU"/>
+        </w:rPr>
+        <w:t>Идея: "Детектив расследует загадочные исчезновения в прибрежном городке"</w:t>
+      </w:r>
+    </w:p>
+    <w:p>
+      <w:pPr>
+        <w:rPr>
+          <w:lang w:val="ru-RU"/>
+        </w:rPr>
+      </w:pPr>
+      <w:r>
+        <w:rPr>
+          <w:lang w:val="ru-RU"/>
+        </w:rPr>
+        <w:t>Результат: 3 эпизода по 5 секунд каждый, где детектив Алекс:</w:t>
+      </w:r>
+    </w:p>
+    <w:p>
+      <w:pPr>
+        <w:pStyle w:val="a0"/>
+        <w:rPr>
+          <w:lang w:val="ru-RU"/>
+        </w:rPr>
+      </w:pPr>
+      <w:r>
+        <w:rPr>
+          <w:lang w:val="ru-RU"/>
+        </w:rPr>
+        <w:t>В Эпизоде 1: находит улики на пляже</w:t>
+      </w:r>
+    </w:p>
+    <w:p>
+      <w:pPr>
+        <w:pStyle w:val="a0"/>
+        <w:rPr>
+          <w:lang w:val="ru-RU"/>
+        </w:rPr>
+      </w:pPr>
+      <w:r>
+        <w:rPr>
+          <w:lang w:val="ru-RU"/>
+        </w:rPr>
+        <w:t xml:space="preserve">В Эпизоде 2: </w:t>
+      </w:r>
+      <w:r>
+        <w:rPr>
+          <w:lang w:val="ru-RU"/>
+        </w:rPr>
+        <w:t>встречает свидетеля</w:t>
+      </w:r>
+    </w:p>
+    <w:p>
+      <w:pPr>
+        <w:pStyle w:val="a0"/>
+        <w:rPr>
+          <w:lang w:val="ru-RU"/>
+        </w:rPr>
+      </w:pPr>
+      <w:r>
+        <w:rPr>
+          <w:lang w:val="ru-RU"/>
+        </w:rPr>
+        <w:t xml:space="preserve">В Эпизоде 3: </w:t>
+      </w:r>
+      <w:r>
+        <w:rPr>
+          <w:lang w:val="ru-RU"/>
+        </w:rPr>
+        <w:t>изучает найденные записи</w:t>
+      </w:r>
+    </w:p>
+    <w:p>
+      <w:pPr>
+        <w:rPr>
+          <w:lang w:val="ru-RU"/>
+        </w:rPr>
+      </w:pPr>
+      <w:r>
+        <w:rPr>
+          <w:lang w:val="ru-RU"/>
+        </w:rPr>
+        <w:t>Главное: Алекс выглядит одинаково во всех трёх эпизодах</w:t>
+      </w:r>
+      <w:r>
+        <w:rPr>
+          <w:lang w:val="ru-RU"/>
+        </w:rPr>
+        <w:t xml:space="preserve">, </w:t>
+      </w:r>
+      <w:r>
+        <w:rPr>
+          <w:lang w:val="ru-RU"/>
+        </w:rPr>
+        <w:t>та же внешность, та же одежда, узнаваемый персонаж.</w:t>
+      </w:r>
+    </w:p>
+    <w:p>
+      <w:pPr>
+        <w:pStyle w:val="1"/>
+        <w:jc w:val="center"/>
+        <w:rPr>
+          <w:lang w:val="ru-RU"/>
+        </w:rPr>
+      </w:pPr>
+      <w:r>
+        <w:rPr>
+          <w:lang w:val="ru-RU"/>
+        </w:rPr>
+        <w:t>Модели для консистентности персонажа (</w:t>
+      </w:r>
+      <w:r>
+        <w:t>Story</w:t>
+      </w:r>
+      <w:r>
+        <w:rPr>
+          <w:lang w:val="ru-RU"/>
+        </w:rPr>
+        <w:t xml:space="preserve"> </w:t>
+      </w:r>
+      <w:r>
+        <w:t>Mode</w:t>
+      </w:r>
+      <w:r>
+        <w:rPr>
+          <w:lang w:val="ru-RU"/>
+        </w:rPr>
+        <w:t>)</w:t>
+      </w:r>
+    </w:p>
+    <w:p>
+      <w:pPr>
+        <w:rPr>
+          <w:lang w:val="ru-RU"/>
+        </w:rPr>
+      </w:pPr>
+      <w:r>
+        <w:rPr>
+          <w:lang w:val="ru-RU"/>
+        </w:rPr>
         <w:t>Эти модели поддерживают сохранение внешности персонажа между эпизодами:</w:t>
       </w:r>
     </w:p>
-    <w:p/>
     <w:tbl>
       <w:tblPr>
         <w:tblStyle w:val="aff0"/>
-        <w:tblW w:type="auto" w:w="0"/>
-        <w:tblLook w:firstColumn="1" w:firstRow="1" w:lastColumn="0" w:lastRow="0" w:noHBand="0" w:noVBand="1" w:val="04A0"/>
+        <w:tblW w:w="9923" w:type="dxa"/>
+        <w:tblInd w:w="108" w:type="dxa"/>
+        <w:tblLook w:val="04A0" w:firstRow="1" w:lastRow="0" w:firstColumn="1" w:lastColumn="0" w:noHBand="0" w:noVBand="1"/>
       </w:tblPr>
       <w:tblGrid>
-        <w:gridCol w:w="2160"/>
-        <w:gridCol w:w="2160"/>
-        <w:gridCol w:w="2160"/>
-        <w:gridCol w:w="2160"/>
-        <w:gridCol w:w="1800"/>
+        <w:gridCol w:w="1330"/>
+        <w:gridCol w:w="1786"/>
+        <w:gridCol w:w="1715"/>
+        <w:gridCol w:w="2830"/>
+        <w:gridCol w:w="2262"/>
       </w:tblGrid>
       <w:tr>
         <w:tc>
           <w:tcPr>
-            <w:tcW w:type="dxa" w:w="2160"/>
+            <w:tcW w:w="1418" w:type="dxa"/>
           </w:tcPr>
           <w:p>
             <w:r>
@@ -1076,7 +2201,7 @@
         </w:tc>
         <w:tc>
           <w:tcPr>
-            <w:tcW w:type="dxa" w:w="2160"/>
+            <w:tcW w:w="1439" w:type="dxa"/>
           </w:tcPr>
           <w:p>
             <w:r>
@@ -1089,7 +2214,7 @@
         </w:tc>
         <w:tc>
           <w:tcPr>
-            <w:tcW w:type="dxa" w:w="2160"/>
+            <w:tcW w:w="1715" w:type="dxa"/>
           </w:tcPr>
           <w:p>
             <w:r>
@@ -1102,7 +2227,7 @@
         </w:tc>
         <w:tc>
           <w:tcPr>
-            <w:tcW w:type="dxa" w:w="2160"/>
+            <w:tcW w:w="3085" w:type="dxa"/>
           </w:tcPr>
           <w:p>
             <w:r>
@@ -1115,7 +2240,7 @@
         </w:tc>
         <w:tc>
           <w:tcPr>
-            <w:tcW w:w="1800" w:type="dxa"/>
+            <w:tcW w:w="2266" w:type="dxa"/>
           </w:tcPr>
           <w:p>
             <w:r>
@@ -1130,7 +2255,7 @@
       <w:tr>
         <w:tc>
           <w:tcPr>
-            <w:tcW w:type="dxa" w:w="2160"/>
+            <w:tcW w:w="1418" w:type="dxa"/>
           </w:tcPr>
           <w:p>
             <w:r>
@@ -1140,7 +2265,7 @@
         </w:tc>
         <w:tc>
           <w:tcPr>
-            <w:tcW w:type="dxa" w:w="2160"/>
+            <w:tcW w:w="1439" w:type="dxa"/>
           </w:tcPr>
           <w:p>
             <w:r>
@@ -1150,7 +2275,7 @@
         </w:tc>
         <w:tc>
           <w:tcPr>
-            <w:tcW w:type="dxa" w:w="2160"/>
+            <w:tcW w:w="1715" w:type="dxa"/>
           </w:tcPr>
           <w:p>
             <w:r>
@@ -1160,7 +2285,7 @@
         </w:tc>
         <w:tc>
           <w:tcPr>
-            <w:tcW w:type="dxa" w:w="2160"/>
+            <w:tcW w:w="3085" w:type="dxa"/>
           </w:tcPr>
           <w:p>
             <w:r>
@@ -1170,7 +2295,7 @@
         </w:tc>
         <w:tc>
           <w:tcPr>
-            <w:tcW w:w="1800" w:type="dxa"/>
+            <w:tcW w:w="2266" w:type="dxa"/>
           </w:tcPr>
           <w:p>
             <w:r>
@@ -1182,7 +2307,7 @@
       <w:tr>
         <w:tc>
           <w:tcPr>
-            <w:tcW w:type="dxa" w:w="2160"/>
+            <w:tcW w:w="1418" w:type="dxa"/>
           </w:tcPr>
           <w:p>
             <w:r>
@@ -1192,7 +2317,7 @@
         </w:tc>
         <w:tc>
           <w:tcPr>
-            <w:tcW w:type="dxa" w:w="2160"/>
+            <w:tcW w:w="1439" w:type="dxa"/>
           </w:tcPr>
           <w:p>
             <w:r>
@@ -1202,7 +2327,7 @@
         </w:tc>
         <w:tc>
           <w:tcPr>
-            <w:tcW w:type="dxa" w:w="2160"/>
+            <w:tcW w:w="1715" w:type="dxa"/>
           </w:tcPr>
           <w:p>
             <w:r>
@@ -1212,7 +2337,7 @@
         </w:tc>
         <w:tc>
           <w:tcPr>
-            <w:tcW w:type="dxa" w:w="2160"/>
+            <w:tcW w:w="3085" w:type="dxa"/>
           </w:tcPr>
           <w:p>
             <w:r>
@@ -1222,7 +2347,7 @@
         </w:tc>
         <w:tc>
           <w:tcPr>
-            <w:tcW w:w="1800" w:type="dxa"/>
+            <w:tcW w:w="2266" w:type="dxa"/>
           </w:tcPr>
           <w:p>
             <w:r>
@@ -1234,38 +2359,56 @@
     </w:tbl>
     <w:p/>
     <w:p>
-      <w:r>
-        <w:rPr>
-          <w:b/>
-          <w:sz w:val="24"/>
-        </w:rPr>
+      <w:pPr>
+        <w:pStyle w:val="1"/>
+        <w:jc w:val="center"/>
+      </w:pPr>
+      <w:r>
         <w:t>Все доступные модели генерации видео</w:t>
       </w:r>
     </w:p>
     <w:p>
-      <w:r>
-        <w:t>Полный список AI-моделей, интегрированных в систему:</w:t>
+      <w:pPr>
+        <w:rPr>
+          <w:lang w:val="ru-RU"/>
+        </w:rPr>
+      </w:pPr>
+      <w:r>
+        <w:rPr>
+          <w:lang w:val="ru-RU"/>
+        </w:rPr>
+        <w:t xml:space="preserve">Полный список </w:t>
+      </w:r>
+      <w:r>
+        <w:t>AI</w:t>
+      </w:r>
+      <w:r>
+        <w:rPr>
+          <w:lang w:val="ru-RU"/>
+        </w:rPr>
+        <w:t>-моделей, интегрированных в систему:</w:t>
       </w:r>
     </w:p>
-    <w:p/>
     <w:tbl>
       <w:tblPr>
         <w:tblStyle w:val="aff0"/>
-        <w:tblW w:type="auto" w:w="0"/>
-        <w:tblLook w:firstColumn="1" w:firstRow="1" w:lastColumn="0" w:lastRow="0" w:noHBand="0" w:noVBand="1" w:val="04A0"/>
+        <w:tblW w:w="9957" w:type="dxa"/>
+        <w:tblInd w:w="74" w:type="dxa"/>
+        <w:tblLayout w:type="fixed"/>
+        <w:tblLook w:val="04A0" w:firstRow="1" w:lastRow="0" w:firstColumn="1" w:lastColumn="0" w:noHBand="0" w:noVBand="1"/>
       </w:tblPr>
       <w:tblGrid>
-        <w:gridCol w:w="1728"/>
-        <w:gridCol w:w="1728"/>
-        <w:gridCol w:w="1728"/>
-        <w:gridCol w:w="1728"/>
-        <w:gridCol w:w="1728"/>
-        <w:gridCol w:w="1800"/>
+        <w:gridCol w:w="1310"/>
+        <w:gridCol w:w="1066"/>
+        <w:gridCol w:w="1786"/>
+        <w:gridCol w:w="2112"/>
+        <w:gridCol w:w="1914"/>
+        <w:gridCol w:w="1769"/>
       </w:tblGrid>
       <w:tr>
         <w:tc>
           <w:tcPr>
-            <w:tcW w:type="dxa" w:w="1728"/>
+            <w:tcW w:w="1310" w:type="dxa"/>
           </w:tcPr>
           <w:p>
             <w:r>
@@ -1278,7 +2421,7 @@
         </w:tc>
         <w:tc>
           <w:tcPr>
-            <w:tcW w:type="dxa" w:w="1728"/>
+            <w:tcW w:w="1066" w:type="dxa"/>
           </w:tcPr>
           <w:p>
             <w:r>
@@ -1291,7 +2434,7 @@
         </w:tc>
         <w:tc>
           <w:tcPr>
-            <w:tcW w:type="dxa" w:w="1728"/>
+            <w:tcW w:w="1786" w:type="dxa"/>
           </w:tcPr>
           <w:p>
             <w:r>
@@ -1304,7 +2447,7 @@
         </w:tc>
         <w:tc>
           <w:tcPr>
-            <w:tcW w:type="dxa" w:w="1728"/>
+            <w:tcW w:w="2112" w:type="dxa"/>
           </w:tcPr>
           <w:p>
             <w:r>
@@ -1317,7 +2460,7 @@
         </w:tc>
         <w:tc>
           <w:tcPr>
-            <w:tcW w:type="dxa" w:w="1728"/>
+            <w:tcW w:w="1914" w:type="dxa"/>
           </w:tcPr>
           <w:p>
             <w:r>
@@ -1330,7 +2473,7 @@
         </w:tc>
         <w:tc>
           <w:tcPr>
-            <w:tcW w:w="1800" w:type="dxa"/>
+            <w:tcW w:w="1769" w:type="dxa"/>
           </w:tcPr>
           <w:p>
             <w:r>
@@ -1345,7 +2488,7 @@
       <w:tr>
         <w:tc>
           <w:tcPr>
-            <w:tcW w:type="dxa" w:w="1728"/>
+            <w:tcW w:w="1310" w:type="dxa"/>
           </w:tcPr>
           <w:p>
             <w:r>
@@ -1355,7 +2498,7 @@
         </w:tc>
         <w:tc>
           <w:tcPr>
-            <w:tcW w:type="dxa" w:w="1728"/>
+            <w:tcW w:w="1066" w:type="dxa"/>
           </w:tcPr>
           <w:p>
             <w:r>
@@ -1365,7 +2508,7 @@
         </w:tc>
         <w:tc>
           <w:tcPr>
-            <w:tcW w:type="dxa" w:w="1728"/>
+            <w:tcW w:w="1786" w:type="dxa"/>
           </w:tcPr>
           <w:p>
             <w:r>
@@ -1375,7 +2518,7 @@
         </w:tc>
         <w:tc>
           <w:tcPr>
-            <w:tcW w:type="dxa" w:w="1728"/>
+            <w:tcW w:w="2112" w:type="dxa"/>
           </w:tcPr>
           <w:p>
             <w:r>
@@ -1385,7 +2528,7 @@
         </w:tc>
         <w:tc>
           <w:tcPr>
-            <w:tcW w:type="dxa" w:w="1728"/>
+            <w:tcW w:w="1914" w:type="dxa"/>
           </w:tcPr>
           <w:p>
             <w:r>
@@ -1395,7 +2538,7 @@
         </w:tc>
         <w:tc>
           <w:tcPr>
-            <w:tcW w:w="1800" w:type="dxa"/>
+            <w:tcW w:w="1769" w:type="dxa"/>
           </w:tcPr>
           <w:p>
             <w:r>
@@ -1407,37 +2550,47 @@
       <w:tr>
         <w:tc>
           <w:tcPr>
-            <w:tcW w:type="dxa" w:w="1728"/>
+            <w:tcW w:w="1310" w:type="dxa"/>
           </w:tcPr>
           <w:p>
             <w:r>
-              <w:t>Google Veo 3.1 (R2V)</w:t>
+              <w:t xml:space="preserve">Google Veo 3.1 </w:t>
+            </w:r>
+            <w:r>
+              <w:lastRenderedPageBreak/>
+              <w:t>(R2V)</w:t>
             </w:r>
           </w:p>
         </w:tc>
         <w:tc>
           <w:tcPr>
-            <w:tcW w:type="dxa" w:w="1728"/>
+            <w:tcW w:w="1066" w:type="dxa"/>
           </w:tcPr>
           <w:p>
             <w:r>
-              <w:t>Reference-to-Video</w:t>
+              <w:lastRenderedPageBreak/>
+              <w:t>Reference-to-</w:t>
+            </w:r>
+            <w:r>
+              <w:lastRenderedPageBreak/>
+              <w:t>Video</w:t>
             </w:r>
           </w:p>
         </w:tc>
         <w:tc>
           <w:tcPr>
-            <w:tcW w:type="dxa" w:w="1728"/>
+            <w:tcW w:w="1786" w:type="dxa"/>
           </w:tcPr>
           <w:p>
             <w:r>
+              <w:lastRenderedPageBreak/>
               <w:t>8 сек</w:t>
             </w:r>
           </w:p>
         </w:tc>
         <w:tc>
           <w:tcPr>
-            <w:tcW w:type="dxa" w:w="1728"/>
+            <w:tcW w:w="2112" w:type="dxa"/>
           </w:tcPr>
           <w:p>
             <w:r>
@@ -1447,20 +2600,25 @@
         </w:tc>
         <w:tc>
           <w:tcPr>
-            <w:tcW w:type="dxa" w:w="1728"/>
+            <w:tcW w:w="1914" w:type="dxa"/>
           </w:tcPr>
           <w:p>
             <w:r>
-              <w:t>Лучшая консистентность персонажа</w:t>
+              <w:t xml:space="preserve">Лучшая консистентность </w:t>
+            </w:r>
+            <w:r>
+              <w:lastRenderedPageBreak/>
+              <w:t>персонажа</w:t>
             </w:r>
           </w:p>
         </w:tc>
         <w:tc>
           <w:tcPr>
-            <w:tcW w:w="1800" w:type="dxa"/>
+            <w:tcW w:w="1769" w:type="dxa"/>
           </w:tcPr>
           <w:p>
             <w:r>
+              <w:lastRenderedPageBreak/>
               <w:t>$1.20 (8 сек)</w:t>
             </w:r>
           </w:p>
@@ -1469,7 +2627,7 @@
       <w:tr>
         <w:tc>
           <w:tcPr>
-            <w:tcW w:type="dxa" w:w="1728"/>
+            <w:tcW w:w="1310" w:type="dxa"/>
           </w:tcPr>
           <w:p>
             <w:r>
@@ -1479,7 +2637,7 @@
         </w:tc>
         <w:tc>
           <w:tcPr>
-            <w:tcW w:type="dxa" w:w="1728"/>
+            <w:tcW w:w="1066" w:type="dxa"/>
           </w:tcPr>
           <w:p>
             <w:r>
@@ -1489,7 +2647,7 @@
         </w:tc>
         <w:tc>
           <w:tcPr>
-            <w:tcW w:type="dxa" w:w="1728"/>
+            <w:tcW w:w="1786" w:type="dxa"/>
           </w:tcPr>
           <w:p>
             <w:r>
@@ -1499,7 +2657,7 @@
         </w:tc>
         <w:tc>
           <w:tcPr>
-            <w:tcW w:type="dxa" w:w="1728"/>
+            <w:tcW w:w="2112" w:type="dxa"/>
           </w:tcPr>
           <w:p>
             <w:r>
@@ -1509,7 +2667,7 @@
         </w:tc>
         <w:tc>
           <w:tcPr>
-            <w:tcW w:type="dxa" w:w="1728"/>
+            <w:tcW w:w="1914" w:type="dxa"/>
           </w:tcPr>
           <w:p>
             <w:r>
@@ -1519,7 +2677,7 @@
         </w:tc>
         <w:tc>
           <w:tcPr>
-            <w:tcW w:w="1800" w:type="dxa"/>
+            <w:tcW w:w="1769" w:type="dxa"/>
           </w:tcPr>
           <w:p>
             <w:r>
@@ -1531,7 +2689,7 @@
       <w:tr>
         <w:tc>
           <w:tcPr>
-            <w:tcW w:type="dxa" w:w="1728"/>
+            <w:tcW w:w="1310" w:type="dxa"/>
           </w:tcPr>
           <w:p>
             <w:r>
@@ -1541,7 +2699,7 @@
         </w:tc>
         <w:tc>
           <w:tcPr>
-            <w:tcW w:type="dxa" w:w="1728"/>
+            <w:tcW w:w="1066" w:type="dxa"/>
           </w:tcPr>
           <w:p>
             <w:r>
@@ -1551,7 +2709,7 @@
         </w:tc>
         <w:tc>
           <w:tcPr>
-            <w:tcW w:type="dxa" w:w="1728"/>
+            <w:tcW w:w="1786" w:type="dxa"/>
           </w:tcPr>
           <w:p>
             <w:r>
@@ -1561,7 +2719,7 @@
         </w:tc>
         <w:tc>
           <w:tcPr>
-            <w:tcW w:type="dxa" w:w="1728"/>
+            <w:tcW w:w="2112" w:type="dxa"/>
           </w:tcPr>
           <w:p>
             <w:r>
@@ -1571,7 +2729,7 @@
         </w:tc>
         <w:tc>
           <w:tcPr>
-            <w:tcW w:type="dxa" w:w="1728"/>
+            <w:tcW w:w="1914" w:type="dxa"/>
           </w:tcPr>
           <w:p>
             <w:r>
@@ -1581,7 +2739,7 @@
         </w:tc>
         <w:tc>
           <w:tcPr>
-            <w:tcW w:w="1800" w:type="dxa"/>
+            <w:tcW w:w="1769" w:type="dxa"/>
           </w:tcPr>
           <w:p>
             <w:r>
@@ -1593,28 +2751,29 @@
     </w:tbl>
     <w:p/>
     <w:p>
-      <w:r>
-        <w:rPr>
-          <w:b/>
-        </w:rPr>
+      <w:pPr>
+        <w:pStyle w:val="1"/>
+      </w:pPr>
+      <w:r>
         <w:t>Итоговая стоимость сериала (5 эпизодов):</w:t>
       </w:r>
     </w:p>
     <w:tbl>
       <w:tblPr>
         <w:tblStyle w:val="aff0"/>
-        <w:tblW w:type="auto" w:w="0"/>
-        <w:tblLook w:firstColumn="1" w:firstRow="1" w:lastColumn="0" w:lastRow="0" w:noHBand="0" w:noVBand="1" w:val="04A0"/>
+        <w:tblW w:w="9923" w:type="dxa"/>
+        <w:tblInd w:w="108" w:type="dxa"/>
+        <w:tblLook w:val="04A0" w:firstRow="1" w:lastRow="0" w:firstColumn="1" w:lastColumn="0" w:noHBand="0" w:noVBand="1"/>
       </w:tblPr>
       <w:tblGrid>
-        <w:gridCol w:w="2880"/>
-        <w:gridCol w:w="2880"/>
-        <w:gridCol w:w="2880"/>
+        <w:gridCol w:w="2772"/>
+        <w:gridCol w:w="4883"/>
+        <w:gridCol w:w="2268"/>
       </w:tblGrid>
       <w:tr>
         <w:tc>
           <w:tcPr>
-            <w:tcW w:type="dxa" w:w="2880"/>
+            <w:tcW w:w="2772" w:type="dxa"/>
           </w:tcPr>
           <w:p>
             <w:r>
@@ -1627,7 +2786,7 @@
         </w:tc>
         <w:tc>
           <w:tcPr>
-            <w:tcW w:type="dxa" w:w="2880"/>
+            <w:tcW w:w="4883" w:type="dxa"/>
           </w:tcPr>
           <w:p>
             <w:r>
@@ -1640,7 +2799,7 @@
         </w:tc>
         <w:tc>
           <w:tcPr>
-            <w:tcW w:type="dxa" w:w="2880"/>
+            <w:tcW w:w="2268" w:type="dxa"/>
           </w:tcPr>
           <w:p>
             <w:r>
@@ -1653,11 +2812,18 @@
         </w:tc>
       </w:tr>
       <w:tr>
+        <w:trPr>
+          <w:trHeight w:val="441"/>
+        </w:trPr>
         <w:tc>
           <w:tcPr>
-            <w:tcW w:type="dxa" w:w="2880"/>
+            <w:tcW w:w="2772" w:type="dxa"/>
+            <w:vAlign w:val="center"/>
           </w:tcPr>
           <w:p>
+            <w:pPr>
+              <w:spacing w:line="276" w:lineRule="auto"/>
+            </w:pPr>
             <w:r>
               <w:t>MiniMax (S2V)</w:t>
             </w:r>
@@ -1665,9 +2831,13 @@
         </w:tc>
         <w:tc>
           <w:tcPr>
-            <w:tcW w:type="dxa" w:w="2880"/>
+            <w:tcW w:w="4883" w:type="dxa"/>
+            <w:vAlign w:val="center"/>
           </w:tcPr>
           <w:p>
+            <w:pPr>
+              <w:spacing w:line="276" w:lineRule="auto"/>
+            </w:pPr>
             <w:r>
               <w:t>FLUX $0.003 + 5 × $0.50</w:t>
             </w:r>
@@ -1675,9 +2845,13 @@
         </w:tc>
         <w:tc>
           <w:tcPr>
-            <w:tcW w:type="dxa" w:w="2880"/>
+            <w:tcW w:w="2268" w:type="dxa"/>
+            <w:vAlign w:val="center"/>
           </w:tcPr>
           <w:p>
+            <w:pPr>
+              <w:spacing w:line="276" w:lineRule="auto"/>
+            </w:pPr>
             <w:r>
               <w:t>~$2.50</w:t>
             </w:r>
@@ -1685,43 +2859,18 @@
         </w:tc>
       </w:tr>
       <w:tr>
+        <w:trPr>
+          <w:trHeight w:val="614"/>
+        </w:trPr>
         <w:tc>
           <w:tcPr>
-            <w:tcW w:type="dxa" w:w="2880"/>
+            <w:tcW w:w="2772" w:type="dxa"/>
+            <w:vAlign w:val="center"/>
           </w:tcPr>
           <w:p>
-            <w:r>
-              <w:t>Kling v2.6</w:t>
-            </w:r>
-          </w:p>
-        </w:tc>
-        <w:tc>
-          <w:tcPr>
-            <w:tcW w:type="dxa" w:w="2880"/>
-          </w:tcPr>
-          <w:p>
-            <w:r>
-              <w:t>FLUX $0.003 + 5 × $0.35-0.70</w:t>
-            </w:r>
-          </w:p>
-        </w:tc>
-        <w:tc>
-          <w:tcPr>
-            <w:tcW w:type="dxa" w:w="2880"/>
-          </w:tcPr>
-          <w:p>
-            <w:r>
-              <w:t>$1.75-3.50</w:t>
-            </w:r>
-          </w:p>
-        </w:tc>
-      </w:tr>
-      <w:tr>
-        <w:tc>
-          <w:tcPr>
-            <w:tcW w:type="dxa" w:w="2880"/>
-          </w:tcPr>
-          <w:p>
+            <w:pPr>
+              <w:spacing w:line="276" w:lineRule="auto"/>
+            </w:pPr>
             <w:r>
               <w:t>Veo 3.1 (R2V)</w:t>
             </w:r>
@@ -1729,9 +2878,13 @@
         </w:tc>
         <w:tc>
           <w:tcPr>
-            <w:tcW w:type="dxa" w:w="2880"/>
+            <w:tcW w:w="4883" w:type="dxa"/>
+            <w:vAlign w:val="center"/>
           </w:tcPr>
           <w:p>
+            <w:pPr>
+              <w:spacing w:line="276" w:lineRule="auto"/>
+            </w:pPr>
             <w:r>
               <w:t>FLUX $0.003 + 5 × $1.20</w:t>
             </w:r>
@@ -1739,81 +2892,1018 @@
         </w:tc>
         <w:tc>
           <w:tcPr>
-            <w:tcW w:type="dxa" w:w="2880"/>
+            <w:tcW w:w="2268" w:type="dxa"/>
+            <w:vAlign w:val="center"/>
           </w:tcPr>
           <w:p>
+            <w:pPr>
+              <w:spacing w:line="276" w:lineRule="auto"/>
+            </w:pPr>
             <w:r>
               <w:t>~$6.00</w:t>
             </w:r>
           </w:p>
         </w:tc>
       </w:tr>
+    </w:tbl>
+    <w:p>
+      <w:pPr>
+        <w:rPr>
+          <w:lang w:val="ru-RU"/>
+        </w:rPr>
+      </w:pPr>
+    </w:p>
+    <w:p>
+      <w:pPr>
+        <w:pStyle w:val="1"/>
+        <w:rPr>
+          <w:lang w:val="ru-RU"/>
+        </w:rPr>
+      </w:pPr>
+      <w:r>
+        <w:rPr>
+          <w:lang w:val="ru-RU"/>
+        </w:rPr>
+        <w:t>Рекомендации по выбору модели:</w:t>
+      </w:r>
+    </w:p>
+    <w:p>
+      <w:pPr>
+        <w:rPr>
+          <w:lang w:val="ru-RU"/>
+        </w:rPr>
+      </w:pPr>
+      <w:r>
+        <w:rPr>
+          <w:lang w:val="ru-RU"/>
+        </w:rPr>
+        <w:t xml:space="preserve">• </w:t>
+      </w:r>
+      <w:r>
+        <w:t>MiniMax</w:t>
+      </w:r>
+      <w:r>
+        <w:rPr>
+          <w:lang w:val="ru-RU"/>
+        </w:rPr>
+        <w:t xml:space="preserve"> (</w:t>
+      </w:r>
+      <w:r>
+        <w:t>S</w:t>
+      </w:r>
+      <w:r>
+        <w:rPr>
+          <w:lang w:val="ru-RU"/>
+        </w:rPr>
+        <w:t>2</w:t>
+      </w:r>
+      <w:r>
+        <w:t>V</w:t>
+      </w:r>
+      <w:r>
+        <w:rPr>
+          <w:lang w:val="ru-RU"/>
+        </w:rPr>
+        <w:t xml:space="preserve">) </w:t>
+      </w:r>
+      <w:r>
+        <w:rPr>
+          <w:lang w:val="ru-RU"/>
+        </w:rPr>
+        <w:t>-</w:t>
+      </w:r>
+      <w:r>
+        <w:rPr>
+          <w:lang w:val="ru-RU"/>
+        </w:rPr>
+        <w:t xml:space="preserve"> лучший выбор для </w:t>
+      </w:r>
+      <w:r>
+        <w:t>Story</w:t>
+      </w:r>
+      <w:r>
+        <w:rPr>
+          <w:lang w:val="ru-RU"/>
+        </w:rPr>
+        <w:t xml:space="preserve"> </w:t>
+      </w:r>
+      <w:r>
+        <w:t>Mode</w:t>
+      </w:r>
+      <w:r>
+        <w:rPr>
+          <w:lang w:val="ru-RU"/>
+        </w:rPr>
+        <w:t xml:space="preserve"> с консистентными персонажами</w:t>
+      </w:r>
+    </w:p>
+    <w:p>
+      <w:pPr>
+        <w:rPr>
+          <w:lang w:val="ru-RU"/>
+        </w:rPr>
+      </w:pPr>
+      <w:r>
+        <w:rPr>
+          <w:lang w:val="ru-RU"/>
+        </w:rPr>
+        <w:t xml:space="preserve">• </w:t>
+      </w:r>
+      <w:r>
+        <w:t>Veo</w:t>
+      </w:r>
+      <w:r>
+        <w:rPr>
+          <w:lang w:val="ru-RU"/>
+        </w:rPr>
+        <w:t xml:space="preserve"> 3.1 (</w:t>
+      </w:r>
+      <w:r>
+        <w:t>R</w:t>
+      </w:r>
+      <w:r>
+        <w:rPr>
+          <w:lang w:val="ru-RU"/>
+        </w:rPr>
+        <w:t>2</w:t>
+      </w:r>
+      <w:r>
+        <w:t>V</w:t>
+      </w:r>
+      <w:r>
+        <w:rPr>
+          <w:lang w:val="ru-RU"/>
+        </w:rPr>
+        <w:t xml:space="preserve">) </w:t>
+      </w:r>
+      <w:r>
+        <w:rPr>
+          <w:lang w:val="ru-RU"/>
+        </w:rPr>
+        <w:t>-</w:t>
+      </w:r>
+      <w:r>
+        <w:rPr>
+          <w:lang w:val="ru-RU"/>
+        </w:rPr>
+        <w:t xml:space="preserve"> когда нужно максимальное сохранение внешности (до 3 референсов)</w:t>
+      </w:r>
+    </w:p>
+    <w:p>
+      <w:pPr>
+        <w:rPr>
+          <w:lang w:val="ru-RU"/>
+        </w:rPr>
+      </w:pPr>
+      <w:r>
+        <w:rPr>
+          <w:lang w:val="ru-RU"/>
+        </w:rPr>
+        <w:t xml:space="preserve">• </w:t>
+      </w:r>
+      <w:r>
+        <w:t>Veo</w:t>
+      </w:r>
+      <w:r>
+        <w:rPr>
+          <w:lang w:val="ru-RU"/>
+        </w:rPr>
+        <w:t xml:space="preserve"> 3 </w:t>
+      </w:r>
+      <w:r>
+        <w:t>Fast</w:t>
+      </w:r>
+      <w:r>
+        <w:rPr>
+          <w:lang w:val="ru-RU"/>
+        </w:rPr>
+        <w:t xml:space="preserve"> </w:t>
+      </w:r>
+      <w:r>
+        <w:rPr>
+          <w:lang w:val="ru-RU"/>
+        </w:rPr>
+        <w:t>-</w:t>
+      </w:r>
+      <w:r>
+        <w:rPr>
+          <w:lang w:val="ru-RU"/>
+        </w:rPr>
+        <w:t xml:space="preserve"> для быстрой генерации одиночных видео</w:t>
+      </w:r>
+    </w:p>
+    <w:p>
+      <w:pPr>
+        <w:rPr>
+          <w:lang w:val="ru-RU"/>
+        </w:rPr>
+      </w:pPr>
+      <w:r>
+        <w:rPr>
+          <w:lang w:val="ru-RU"/>
+        </w:rPr>
+        <w:t xml:space="preserve">• </w:t>
+      </w:r>
+      <w:r>
+        <w:t>Kling</w:t>
+      </w:r>
+      <w:r>
+        <w:rPr>
+          <w:lang w:val="ru-RU"/>
+        </w:rPr>
+        <w:t xml:space="preserve"> </w:t>
+      </w:r>
+      <w:r>
+        <w:t>AI</w:t>
+      </w:r>
+      <w:r>
+        <w:rPr>
+          <w:lang w:val="ru-RU"/>
+        </w:rPr>
+        <w:t xml:space="preserve"> </w:t>
+      </w:r>
+      <w:r>
+        <w:rPr>
+          <w:lang w:val="ru-RU"/>
+        </w:rPr>
+        <w:t>-</w:t>
+      </w:r>
+      <w:r>
+        <w:rPr>
+          <w:lang w:val="ru-RU"/>
+        </w:rPr>
+        <w:t xml:space="preserve"> для детализированных сцен с движением</w:t>
+      </w:r>
+    </w:p>
+    <w:p>
+      <w:pPr>
+        <w:pStyle w:val="1"/>
+        <w:rPr>
+          <w:lang w:val="ru-RU"/>
+        </w:rPr>
+      </w:pPr>
+      <w:r>
+        <w:rPr>
+          <w:lang w:val="ru-RU"/>
+        </w:rPr>
+        <w:t>Сравнение с конкурентами</w:t>
+      </w:r>
+    </w:p>
+    <w:p>
+      <w:pPr>
+        <w:rPr>
+          <w:lang w:val="ru-RU"/>
+        </w:rPr>
+      </w:pPr>
+      <w:r>
+        <w:rPr>
+          <w:lang w:val="ru-RU"/>
+        </w:rPr>
+        <w:t xml:space="preserve">Сравнение </w:t>
+      </w:r>
+      <w:r>
+        <w:t>AI</w:t>
+      </w:r>
+      <w:r>
+        <w:rPr>
+          <w:lang w:val="ru-RU"/>
+        </w:rPr>
+        <w:t xml:space="preserve"> </w:t>
+      </w:r>
+      <w:r>
+        <w:t>Video</w:t>
+      </w:r>
+      <w:r>
+        <w:rPr>
+          <w:lang w:val="ru-RU"/>
+        </w:rPr>
+        <w:t xml:space="preserve"> </w:t>
+      </w:r>
+      <w:r>
+        <w:t>Factory</w:t>
+      </w:r>
+      <w:r>
+        <w:rPr>
+          <w:lang w:val="ru-RU"/>
+        </w:rPr>
+        <w:t xml:space="preserve"> с популярными платформами генерации видео:</w:t>
+      </w:r>
+    </w:p>
+    <w:tbl>
+      <w:tblPr>
+        <w:tblStyle w:val="aff0"/>
+        <w:tblW w:w="9977" w:type="dxa"/>
+        <w:tblInd w:w="108" w:type="dxa"/>
+        <w:tblLook w:val="04A0" w:firstRow="1" w:lastRow="0" w:firstColumn="1" w:lastColumn="0" w:noHBand="0" w:noVBand="1"/>
+      </w:tblPr>
+      <w:tblGrid>
+        <w:gridCol w:w="2051"/>
+        <w:gridCol w:w="2188"/>
+        <w:gridCol w:w="1565"/>
+        <w:gridCol w:w="1443"/>
+        <w:gridCol w:w="2730"/>
+      </w:tblGrid>
       <w:tr>
+        <w:trPr>
+          <w:trHeight w:val="758"/>
+        </w:trPr>
         <w:tc>
           <w:tcPr>
-            <w:tcW w:type="dxa" w:w="2880"/>
+            <w:tcW w:w="2051" w:type="dxa"/>
+            <w:vAlign w:val="center"/>
           </w:tcPr>
           <w:p>
             <w:r>
-              <w:t>Veo 3 Fast</w:t>
+              <w:rPr>
+                <w:b/>
+              </w:rPr>
+              <w:t>Платформа</w:t>
             </w:r>
           </w:p>
         </w:tc>
         <w:tc>
           <w:tcPr>
-            <w:tcW w:type="dxa" w:w="2880"/>
+            <w:tcW w:w="2188" w:type="dxa"/>
+            <w:vAlign w:val="center"/>
           </w:tcPr>
           <w:p>
             <w:r>
-              <w:t>FLUX $0.003 + 5 × $1.60</w:t>
+              <w:rPr>
+                <w:b/>
+              </w:rPr>
+              <w:t>Консистентность персонажа</w:t>
             </w:r>
           </w:p>
         </w:tc>
         <w:tc>
           <w:tcPr>
-            <w:tcW w:type="dxa" w:w="2880"/>
+            <w:tcW w:w="1565" w:type="dxa"/>
+            <w:vAlign w:val="center"/>
           </w:tcPr>
           <w:p>
             <w:r>
-              <w:t>~$8.00</w:t>
+              <w:rPr>
+                <w:b/>
+              </w:rPr>
+              <w:t>Стоимость 5 эпизодов</w:t>
+            </w:r>
+          </w:p>
+        </w:tc>
+        <w:tc>
+          <w:tcPr>
+            <w:tcW w:w="1443" w:type="dxa"/>
+            <w:vAlign w:val="center"/>
+          </w:tcPr>
+          <w:p>
+            <w:r>
+              <w:rPr>
+                <w:b/>
+              </w:rPr>
+              <w:t>API доступ</w:t>
+            </w:r>
+          </w:p>
+        </w:tc>
+        <w:tc>
+          <w:tcPr>
+            <w:tcW w:w="2730" w:type="dxa"/>
+            <w:vAlign w:val="center"/>
+          </w:tcPr>
+          <w:p>
+            <w:r>
+              <w:rPr>
+                <w:b/>
+              </w:rPr>
+              <w:t>Особенности</w:t>
+            </w:r>
+          </w:p>
+        </w:tc>
+      </w:tr>
+      <w:tr>
+        <w:trPr>
+          <w:trHeight w:val="774"/>
+        </w:trPr>
+        <w:tc>
+          <w:tcPr>
+            <w:tcW w:w="2051" w:type="dxa"/>
+            <w:vAlign w:val="center"/>
+          </w:tcPr>
+          <w:p>
+            <w:pPr>
+              <w:rPr>
+                <w:lang w:val="ru-RU"/>
+              </w:rPr>
+            </w:pPr>
+            <w:r>
+              <w:rPr>
+                <w:b/>
+                <w:bCs/>
+              </w:rPr>
+              <w:t>AI Video Factory</w:t>
+            </w:r>
+            <w:r>
+              <w:t xml:space="preserve"> </w:t>
+            </w:r>
+          </w:p>
+          <w:p>
+            <w:pPr>
+              <w:rPr>
+                <w:lang w:val="ru-RU"/>
+              </w:rPr>
+            </w:pPr>
+          </w:p>
+        </w:tc>
+        <w:tc>
+          <w:tcPr>
+            <w:tcW w:w="2188" w:type="dxa"/>
+            <w:vAlign w:val="center"/>
+          </w:tcPr>
+          <w:p>
+            <w:r>
+              <w:t>Да (S2V, R2V)</w:t>
+            </w:r>
+          </w:p>
+        </w:tc>
+        <w:tc>
+          <w:tcPr>
+            <w:tcW w:w="1565" w:type="dxa"/>
+            <w:vAlign w:val="center"/>
+          </w:tcPr>
+          <w:p>
+            <w:r>
+              <w:t>~$2.50-6.00</w:t>
+            </w:r>
+          </w:p>
+        </w:tc>
+        <w:tc>
+          <w:tcPr>
+            <w:tcW w:w="1443" w:type="dxa"/>
+            <w:vAlign w:val="center"/>
+          </w:tcPr>
+          <w:p>
+            <w:r>
+              <w:t>Да (Replicate)</w:t>
+            </w:r>
+          </w:p>
+        </w:tc>
+        <w:tc>
+          <w:tcPr>
+            <w:tcW w:w="2730" w:type="dxa"/>
+            <w:vAlign w:val="center"/>
+          </w:tcPr>
+          <w:p>
+            <w:r>
+              <w:t>Story Mode, автосценарий, DeepSeek V3</w:t>
+            </w:r>
+          </w:p>
+        </w:tc>
+      </w:tr>
+      <w:tr>
+        <w:trPr>
+          <w:trHeight w:val="242"/>
+        </w:trPr>
+        <w:tc>
+          <w:tcPr>
+            <w:tcW w:w="2051" w:type="dxa"/>
+            <w:vAlign w:val="center"/>
+          </w:tcPr>
+          <w:p>
+            <w:r>
+              <w:t>Runway ML</w:t>
+            </w:r>
+          </w:p>
+        </w:tc>
+        <w:tc>
+          <w:tcPr>
+            <w:tcW w:w="2188" w:type="dxa"/>
+            <w:vAlign w:val="center"/>
+          </w:tcPr>
+          <w:p>
+            <w:r>
+              <w:t>Да (Gen-4.5)</w:t>
+            </w:r>
+          </w:p>
+        </w:tc>
+        <w:tc>
+          <w:tcPr>
+            <w:tcW w:w="1565" w:type="dxa"/>
+            <w:vAlign w:val="center"/>
+          </w:tcPr>
+          <w:p>
+            <w:r>
+              <w:t>~$15-30</w:t>
+            </w:r>
+          </w:p>
+        </w:tc>
+        <w:tc>
+          <w:tcPr>
+            <w:tcW w:w="1443" w:type="dxa"/>
+            <w:vAlign w:val="center"/>
+          </w:tcPr>
+          <w:p>
+            <w:r>
+              <w:t>Да ($0.05/сек)</w:t>
+            </w:r>
+          </w:p>
+        </w:tc>
+        <w:tc>
+          <w:tcPr>
+            <w:tcW w:w="2730" w:type="dxa"/>
+            <w:vAlign w:val="center"/>
+          </w:tcPr>
+          <w:p>
+            <w:r>
+              <w:t>Профессиональное качество, дорого</w:t>
+            </w:r>
+          </w:p>
+        </w:tc>
+      </w:tr>
+      <w:tr>
+        <w:trPr>
+          <w:trHeight w:val="145"/>
+        </w:trPr>
+        <w:tc>
+          <w:tcPr>
+            <w:tcW w:w="2051" w:type="dxa"/>
+            <w:vAlign w:val="center"/>
+          </w:tcPr>
+          <w:p>
+            <w:r>
+              <w:t>Pika Labs</w:t>
+            </w:r>
+          </w:p>
+        </w:tc>
+        <w:tc>
+          <w:tcPr>
+            <w:tcW w:w="2188" w:type="dxa"/>
+            <w:vAlign w:val="center"/>
+          </w:tcPr>
+          <w:p>
+            <w:r>
+              <w:t>Частично</w:t>
+            </w:r>
+          </w:p>
+        </w:tc>
+        <w:tc>
+          <w:tcPr>
+            <w:tcW w:w="1565" w:type="dxa"/>
+            <w:vAlign w:val="center"/>
+          </w:tcPr>
+          <w:p>
+            <w:r>
+              <w:t>~$8-15</w:t>
+            </w:r>
+          </w:p>
+        </w:tc>
+        <w:tc>
+          <w:tcPr>
+            <w:tcW w:w="1443" w:type="dxa"/>
+            <w:vAlign w:val="center"/>
+          </w:tcPr>
+          <w:p>
+            <w:r>
+              <w:t>Нет</w:t>
+            </w:r>
+          </w:p>
+        </w:tc>
+        <w:tc>
+          <w:tcPr>
+            <w:tcW w:w="2730" w:type="dxa"/>
+            <w:vAlign w:val="center"/>
+          </w:tcPr>
+          <w:p>
+            <w:r>
+              <w:t>Артистический стиль, нет API</w:t>
+            </w:r>
+          </w:p>
+        </w:tc>
+      </w:tr>
+      <w:tr>
+        <w:trPr>
+          <w:trHeight w:val="145"/>
+        </w:trPr>
+        <w:tc>
+          <w:tcPr>
+            <w:tcW w:w="2051" w:type="dxa"/>
+            <w:vAlign w:val="center"/>
+          </w:tcPr>
+          <w:p>
+            <w:r>
+              <w:t>Kling AI (офиц.)</w:t>
+            </w:r>
+          </w:p>
+        </w:tc>
+        <w:tc>
+          <w:tcPr>
+            <w:tcW w:w="2188" w:type="dxa"/>
+            <w:vAlign w:val="center"/>
+          </w:tcPr>
+          <w:p>
+            <w:r>
+              <w:t>Да (Elements)</w:t>
+            </w:r>
+          </w:p>
+        </w:tc>
+        <w:tc>
+          <w:tcPr>
+            <w:tcW w:w="1565" w:type="dxa"/>
+            <w:vAlign w:val="center"/>
+          </w:tcPr>
+          <w:p>
+            <w:r>
+              <w:t>$6.99/мес подписка</w:t>
+            </w:r>
+          </w:p>
+        </w:tc>
+        <w:tc>
+          <w:tcPr>
+            <w:tcW w:w="1443" w:type="dxa"/>
+            <w:vAlign w:val="center"/>
+          </w:tcPr>
+          <w:p>
+            <w:r>
+              <w:t>Ограничен</w:t>
+            </w:r>
+          </w:p>
+        </w:tc>
+        <w:tc>
+          <w:tcPr>
+            <w:tcW w:w="2730" w:type="dxa"/>
+            <w:vAlign w:val="center"/>
+          </w:tcPr>
+          <w:p>
+            <w:r>
+              <w:t>Дешёвая подписка, лимиты</w:t>
+            </w:r>
+          </w:p>
+        </w:tc>
+      </w:tr>
+      <w:tr>
+        <w:trPr>
+          <w:trHeight w:val="145"/>
+        </w:trPr>
+        <w:tc>
+          <w:tcPr>
+            <w:tcW w:w="2051" w:type="dxa"/>
+            <w:vAlign w:val="center"/>
+          </w:tcPr>
+          <w:p>
+            <w:r>
+              <w:t>Luma Dream Machine</w:t>
+            </w:r>
+          </w:p>
+        </w:tc>
+        <w:tc>
+          <w:tcPr>
+            <w:tcW w:w="2188" w:type="dxa"/>
+            <w:vAlign w:val="center"/>
+          </w:tcPr>
+          <w:p>
+            <w:r>
+              <w:t>Нет</w:t>
+            </w:r>
+          </w:p>
+        </w:tc>
+        <w:tc>
+          <w:tcPr>
+            <w:tcW w:w="1565" w:type="dxa"/>
+            <w:vAlign w:val="center"/>
+          </w:tcPr>
+          <w:p>
+            <w:r>
+              <w:t>~$10-20</w:t>
+            </w:r>
+          </w:p>
+        </w:tc>
+        <w:tc>
+          <w:tcPr>
+            <w:tcW w:w="1443" w:type="dxa"/>
+            <w:vAlign w:val="center"/>
+          </w:tcPr>
+          <w:p>
+            <w:r>
+              <w:t>Да (кредиты)</w:t>
+            </w:r>
+          </w:p>
+        </w:tc>
+        <w:tc>
+          <w:tcPr>
+            <w:tcW w:w="2730" w:type="dxa"/>
+            <w:vAlign w:val="center"/>
+          </w:tcPr>
+          <w:p>
+            <w:r>
+              <w:t>Быстрая генерация</w:t>
+            </w:r>
+          </w:p>
+        </w:tc>
+      </w:tr>
+      <w:tr>
+        <w:trPr>
+          <w:trHeight w:val="500"/>
+        </w:trPr>
+        <w:tc>
+          <w:tcPr>
+            <w:tcW w:w="2051" w:type="dxa"/>
+            <w:vAlign w:val="center"/>
+          </w:tcPr>
+          <w:p>
+            <w:r>
+              <w:t>HeyGen/Synthesia</w:t>
+            </w:r>
+          </w:p>
+        </w:tc>
+        <w:tc>
+          <w:tcPr>
+            <w:tcW w:w="2188" w:type="dxa"/>
+            <w:vAlign w:val="center"/>
+          </w:tcPr>
+          <w:p>
+            <w:r>
+              <w:t>Да (аватары)</w:t>
+            </w:r>
+          </w:p>
+        </w:tc>
+        <w:tc>
+          <w:tcPr>
+            <w:tcW w:w="1565" w:type="dxa"/>
+            <w:vAlign w:val="center"/>
+          </w:tcPr>
+          <w:p>
+            <w:r>
+              <w:t>$24-89/мес</w:t>
+            </w:r>
+          </w:p>
+        </w:tc>
+        <w:tc>
+          <w:tcPr>
+            <w:tcW w:w="1443" w:type="dxa"/>
+            <w:vAlign w:val="center"/>
+          </w:tcPr>
+          <w:p>
+            <w:r>
+              <w:t>Да</w:t>
+            </w:r>
+          </w:p>
+        </w:tc>
+        <w:tc>
+          <w:tcPr>
+            <w:tcW w:w="2730" w:type="dxa"/>
+            <w:vAlign w:val="center"/>
+          </w:tcPr>
+          <w:p>
+            <w:r>
+              <w:t>Только talking head, не сюжеты</w:t>
             </w:r>
           </w:p>
         </w:tc>
       </w:tr>
     </w:tbl>
     <w:p/>
-    <w:p/>
-    <w:p/>
-    <w:p/>
-    <w:p/>
     <w:p>
-      <w:r>
-        <w:t>Рекомендации по выбору модели:</w:t>
-      </w:r>
+      <w:pPr>
+        <w:rPr>
+          <w:b/>
+          <w:sz w:val="24"/>
+          <w:szCs w:val="24"/>
+          <w:lang w:val="ru-RU"/>
+        </w:rPr>
+      </w:pPr>
     </w:p>
     <w:p>
-      <w:r>
-        <w:t>• MiniMax (S2V) — лучший выбор для Story Mode с консистентными персонажами</w:t>
+      <w:pPr>
+        <w:pStyle w:val="1"/>
+        <w:rPr>
+          <w:lang w:val="ru-RU"/>
+        </w:rPr>
+      </w:pPr>
+      <w:r>
+        <w:rPr>
+          <w:lang w:val="ru-RU"/>
+        </w:rPr>
+        <w:lastRenderedPageBreak/>
+        <w:t xml:space="preserve">Уникальные преимущества </w:t>
+      </w:r>
+      <w:r>
+        <w:t>AI</w:t>
+      </w:r>
+      <w:r>
+        <w:rPr>
+          <w:lang w:val="ru-RU"/>
+        </w:rPr>
+        <w:t xml:space="preserve"> </w:t>
+      </w:r>
+      <w:r>
+        <w:t>Video</w:t>
+      </w:r>
+      <w:r>
+        <w:rPr>
+          <w:lang w:val="ru-RU"/>
+        </w:rPr>
+        <w:t xml:space="preserve"> </w:t>
+      </w:r>
+      <w:r>
+        <w:t>Factory</w:t>
+      </w:r>
+      <w:r>
+        <w:rPr>
+          <w:lang w:val="ru-RU"/>
+        </w:rPr>
+        <w:t>:</w:t>
       </w:r>
     </w:p>
     <w:p>
-      <w:r>
-        <w:t>• Veo 3.1 (R2V) — когда нужно максимальное сохранение внешности (до 3 референсов)</w:t>
+      <w:pPr>
+        <w:rPr>
+          <w:lang w:val="ru-RU"/>
+        </w:rPr>
+      </w:pPr>
+      <w:r>
+        <w:rPr>
+          <w:lang w:val="ru-RU"/>
+        </w:rPr>
+        <w:t xml:space="preserve">• </w:t>
+      </w:r>
+      <w:r>
+        <w:rPr>
+          <w:lang w:val="ru-RU"/>
+        </w:rPr>
+        <w:t xml:space="preserve">режим </w:t>
+      </w:r>
+      <w:r>
+        <w:t>Story</w:t>
+      </w:r>
+      <w:r>
+        <w:rPr>
+          <w:lang w:val="ru-RU"/>
+        </w:rPr>
+        <w:t xml:space="preserve"> </w:t>
+      </w:r>
+      <w:r>
+        <w:t>Mode</w:t>
+      </w:r>
+      <w:r>
+        <w:rPr>
+          <w:lang w:val="ru-RU"/>
+        </w:rPr>
+        <w:t xml:space="preserve"> </w:t>
+      </w:r>
+      <w:r>
+        <w:rPr>
+          <w:lang w:val="ru-RU"/>
+        </w:rPr>
+        <w:t>-</w:t>
+      </w:r>
+      <w:r>
+        <w:rPr>
+          <w:lang w:val="ru-RU"/>
+        </w:rPr>
+        <w:t xml:space="preserve"> генерация сценария из одной идеи (конкуренты не имеют)</w:t>
       </w:r>
     </w:p>
     <w:p>
-      <w:r>
-        <w:t>• Veo 3 Fast — для быстрой генерации одиночных видео</w:t>
+      <w:pPr>
+        <w:rPr>
+          <w:lang w:val="ru-RU"/>
+        </w:rPr>
+      </w:pPr>
+      <w:r>
+        <w:rPr>
+          <w:lang w:val="ru-RU"/>
+        </w:rPr>
+        <w:t xml:space="preserve">• Интеграция </w:t>
+      </w:r>
+      <w:r>
+        <w:t>DeepSeek</w:t>
+      </w:r>
+      <w:r>
+        <w:rPr>
+          <w:lang w:val="ru-RU"/>
+        </w:rPr>
+        <w:t xml:space="preserve"> </w:t>
+      </w:r>
+      <w:r>
+        <w:t>V</w:t>
+      </w:r>
+      <w:r>
+        <w:rPr>
+          <w:lang w:val="ru-RU"/>
+        </w:rPr>
+        <w:t xml:space="preserve">3 </w:t>
+      </w:r>
+      <w:r>
+        <w:rPr>
+          <w:lang w:val="ru-RU"/>
+        </w:rPr>
+        <w:t>-</w:t>
+      </w:r>
+      <w:r>
+        <w:rPr>
+          <w:lang w:val="ru-RU"/>
+        </w:rPr>
+        <w:t xml:space="preserve"> умный </w:t>
+      </w:r>
+      <w:r>
+        <w:t>AI</w:t>
+      </w:r>
+      <w:r>
+        <w:rPr>
+          <w:lang w:val="ru-RU"/>
+        </w:rPr>
+        <w:t>-сценарист</w:t>
       </w:r>
     </w:p>
     <w:p>
-      <w:r>
-        <w:t>• Kling AI — для детализированных сцен с движением</w:t>
+      <w:pPr>
+        <w:rPr>
+          <w:lang w:val="ru-RU"/>
+        </w:rPr>
+      </w:pPr>
+      <w:r>
+        <w:rPr>
+          <w:lang w:val="ru-RU"/>
+        </w:rPr>
+        <w:t xml:space="preserve">• Выбор модели </w:t>
+      </w:r>
+      <w:r>
+        <w:rPr>
+          <w:lang w:val="ru-RU"/>
+        </w:rPr>
+        <w:t>-</w:t>
+      </w:r>
+      <w:r>
+        <w:rPr>
+          <w:lang w:val="ru-RU"/>
+        </w:rPr>
+        <w:t xml:space="preserve"> </w:t>
+      </w:r>
+      <w:r>
+        <w:t>MiniMax</w:t>
+      </w:r>
+      <w:r>
+        <w:rPr>
+          <w:lang w:val="ru-RU"/>
+        </w:rPr>
+        <w:t xml:space="preserve">, </w:t>
+      </w:r>
+      <w:r>
+        <w:t>Veo</w:t>
+      </w:r>
+      <w:r>
+        <w:rPr>
+          <w:lang w:val="ru-RU"/>
+        </w:rPr>
+        <w:t xml:space="preserve"> 3.1, </w:t>
+      </w:r>
+      <w:r>
+        <w:t>Kling</w:t>
+      </w:r>
+      <w:r>
+        <w:rPr>
+          <w:lang w:val="ru-RU"/>
+        </w:rPr>
+        <w:t xml:space="preserve"> в одном интерфейсе</w:t>
+      </w:r>
+    </w:p>
+    <w:p>
+      <w:pPr>
+        <w:rPr>
+          <w:lang w:val="ru-RU"/>
+        </w:rPr>
+      </w:pPr>
+      <w:r>
+        <w:rPr>
+          <w:lang w:val="ru-RU"/>
+        </w:rPr>
+        <w:t xml:space="preserve">• Открытый </w:t>
+      </w:r>
+      <w:r>
+        <w:t>API</w:t>
+      </w:r>
+      <w:r>
+        <w:rPr>
+          <w:lang w:val="ru-RU"/>
+        </w:rPr>
+        <w:t xml:space="preserve"> </w:t>
+      </w:r>
+      <w:r>
+        <w:rPr>
+          <w:lang w:val="ru-RU"/>
+        </w:rPr>
+        <w:t>-</w:t>
+      </w:r>
+      <w:r>
+        <w:rPr>
+          <w:lang w:val="ru-RU"/>
+        </w:rPr>
+        <w:t xml:space="preserve"> полный контроль через </w:t>
+      </w:r>
+      <w:r>
+        <w:t>Replicate</w:t>
       </w:r>
     </w:p>
     <w:sectPr>
       <w:pgSz w:w="12240" w:h="15840"/>
-      <w:pgMar w:top="1440" w:right="1800" w:bottom="1440" w:left="1800" w:header="720" w:footer="720" w:gutter="0"/>
+      <w:pgMar w:top="1134" w:right="850" w:bottom="1134" w:left="1701" w:header="720" w:footer="720" w:gutter="0"/>
       <w:cols w:space="720"/>
       <w:docGrid w:linePitch="360"/>
     </w:sectPr>
@@ -13407,6 +15497,29 @@
       </w:tcPr>
     </w:tblStylePr>
   </w:style>
+  <w:style w:type="character" w:styleId="aff8">
+    <w:name w:val="Hyperlink"/>
+    <w:basedOn w:val="a2"/>
+    <w:uiPriority w:val="99"/>
+    <w:unhideWhenUsed/>
+    <w:rsid w:val="001D0162"/>
+    <w:rPr>
+      <w:color w:val="0000FF" w:themeColor="hyperlink"/>
+      <w:u w:val="single"/>
+    </w:rPr>
+  </w:style>
+  <w:style w:type="character" w:styleId="aff9">
+    <w:name w:val="Unresolved Mention"/>
+    <w:basedOn w:val="a2"/>
+    <w:uiPriority w:val="99"/>
+    <w:semiHidden/>
+    <w:unhideWhenUsed/>
+    <w:rsid w:val="001D0162"/>
+    <w:rPr>
+      <w:color w:val="605E5C"/>
+      <w:shd w:val="clear" w:color="auto" w:fill="E1DFDD"/>
+    </w:rPr>
+  </w:style>
 </w:styles>
 </file>
 
